--- a/APPZ/Архітектура.docx
+++ b/APPZ/Архітектура.docx
@@ -457,17 +457,115 @@
         </w:rPr>
         <w:t>В</w:t>
       </w:r>
-      <w:r>
-        <w:rPr>
-          <w:rFonts w:ascii="Times New Roman" w:hAnsi="Times New Roman"/>
-          <w:iCs/>
-          <w:color w:val="000000"/>
-          <w:sz w:val="28"/>
-          <w:szCs w:val="28"/>
-          <w:lang w:val="en-GB"/>
-        </w:rPr>
-        <w:t>иконання вправ учнем і надсилання результатів</w:t>
-      </w:r>
+      <w:proofErr w:type="spellStart"/>
+      <w:r>
+        <w:rPr>
+          <w:rFonts w:ascii="Times New Roman" w:hAnsi="Times New Roman"/>
+          <w:iCs/>
+          <w:color w:val="000000"/>
+          <w:sz w:val="28"/>
+          <w:szCs w:val="28"/>
+          <w:lang w:val="en-GB"/>
+        </w:rPr>
+        <w:t>иконання</w:t>
+      </w:r>
+      <w:proofErr w:type="spellEnd"/>
+      <w:r>
+        <w:rPr>
+          <w:rFonts w:ascii="Times New Roman" w:hAnsi="Times New Roman"/>
+          <w:iCs/>
+          <w:color w:val="000000"/>
+          <w:sz w:val="28"/>
+          <w:szCs w:val="28"/>
+          <w:lang w:val="en-GB"/>
+        </w:rPr>
+        <w:t xml:space="preserve"> </w:t>
+      </w:r>
+      <w:proofErr w:type="spellStart"/>
+      <w:r>
+        <w:rPr>
+          <w:rFonts w:ascii="Times New Roman" w:hAnsi="Times New Roman"/>
+          <w:iCs/>
+          <w:color w:val="000000"/>
+          <w:sz w:val="28"/>
+          <w:szCs w:val="28"/>
+          <w:lang w:val="en-GB"/>
+        </w:rPr>
+        <w:t>вправ</w:t>
+      </w:r>
+      <w:proofErr w:type="spellEnd"/>
+      <w:r>
+        <w:rPr>
+          <w:rFonts w:ascii="Times New Roman" w:hAnsi="Times New Roman"/>
+          <w:iCs/>
+          <w:color w:val="000000"/>
+          <w:sz w:val="28"/>
+          <w:szCs w:val="28"/>
+          <w:lang w:val="en-GB"/>
+        </w:rPr>
+        <w:t xml:space="preserve"> </w:t>
+      </w:r>
+      <w:proofErr w:type="spellStart"/>
+      <w:r>
+        <w:rPr>
+          <w:rFonts w:ascii="Times New Roman" w:hAnsi="Times New Roman"/>
+          <w:iCs/>
+          <w:color w:val="000000"/>
+          <w:sz w:val="28"/>
+          <w:szCs w:val="28"/>
+          <w:lang w:val="en-GB"/>
+        </w:rPr>
+        <w:t>учнем</w:t>
+      </w:r>
+      <w:proofErr w:type="spellEnd"/>
+      <w:r>
+        <w:rPr>
+          <w:rFonts w:ascii="Times New Roman" w:hAnsi="Times New Roman"/>
+          <w:iCs/>
+          <w:color w:val="000000"/>
+          <w:sz w:val="28"/>
+          <w:szCs w:val="28"/>
+          <w:lang w:val="en-GB"/>
+        </w:rPr>
+        <w:t xml:space="preserve"> і </w:t>
+      </w:r>
+      <w:proofErr w:type="spellStart"/>
+      <w:r>
+        <w:rPr>
+          <w:rFonts w:ascii="Times New Roman" w:hAnsi="Times New Roman"/>
+          <w:iCs/>
+          <w:color w:val="000000"/>
+          <w:sz w:val="28"/>
+          <w:szCs w:val="28"/>
+          <w:lang w:val="en-GB"/>
+        </w:rPr>
+        <w:t>надсилання</w:t>
+      </w:r>
+      <w:proofErr w:type="spellEnd"/>
+      <w:r>
+        <w:rPr>
+          <w:rFonts w:ascii="Times New Roman" w:hAnsi="Times New Roman"/>
+          <w:iCs/>
+          <w:color w:val="000000"/>
+          <w:sz w:val="28"/>
+          <w:szCs w:val="28"/>
+          <w:lang w:val="en-GB"/>
+        </w:rPr>
+        <w:t xml:space="preserve"> </w:t>
+      </w:r>
+      <w:proofErr w:type="spellStart"/>
+      <w:r>
+        <w:rPr>
+          <w:rFonts w:ascii="Times New Roman" w:hAnsi="Times New Roman"/>
+          <w:iCs/>
+          <w:color w:val="000000"/>
+          <w:sz w:val="28"/>
+          <w:szCs w:val="28"/>
+          <w:lang w:val="en-GB"/>
+        </w:rPr>
+        <w:t>результатів</w:t>
+      </w:r>
+      <w:proofErr w:type="spellEnd"/>
       <w:r>
         <w:rPr>
           <w:rFonts w:ascii="Times New Roman" w:hAnsi="Times New Roman"/>
@@ -511,17 +609,139 @@
         </w:rPr>
         <w:t>А</w:t>
       </w:r>
-      <w:r>
-        <w:rPr>
-          <w:rFonts w:ascii="Times New Roman" w:hAnsi="Times New Roman"/>
-          <w:iCs/>
-          <w:color w:val="000000"/>
-          <w:sz w:val="28"/>
-          <w:szCs w:val="28"/>
-          <w:lang w:val="en-GB"/>
-        </w:rPr>
-        <w:t>втоматичний аналіз вимови за допомогою AI-модуля</w:t>
-      </w:r>
+      <w:proofErr w:type="spellStart"/>
+      <w:r>
+        <w:rPr>
+          <w:rFonts w:ascii="Times New Roman" w:hAnsi="Times New Roman"/>
+          <w:iCs/>
+          <w:color w:val="000000"/>
+          <w:sz w:val="28"/>
+          <w:szCs w:val="28"/>
+          <w:lang w:val="en-GB"/>
+        </w:rPr>
+        <w:t>втоматичний</w:t>
+      </w:r>
+      <w:proofErr w:type="spellEnd"/>
+      <w:r>
+        <w:rPr>
+          <w:rFonts w:ascii="Times New Roman" w:hAnsi="Times New Roman"/>
+          <w:iCs/>
+          <w:color w:val="000000"/>
+          <w:sz w:val="28"/>
+          <w:szCs w:val="28"/>
+          <w:lang w:val="en-GB"/>
+        </w:rPr>
+        <w:t xml:space="preserve"> </w:t>
+      </w:r>
+      <w:proofErr w:type="spellStart"/>
+      <w:r>
+        <w:rPr>
+          <w:rFonts w:ascii="Times New Roman" w:hAnsi="Times New Roman"/>
+          <w:iCs/>
+          <w:color w:val="000000"/>
+          <w:sz w:val="28"/>
+          <w:szCs w:val="28"/>
+          <w:lang w:val="en-GB"/>
+        </w:rPr>
+        <w:t>аналіз</w:t>
+      </w:r>
+      <w:proofErr w:type="spellEnd"/>
+      <w:r>
+        <w:rPr>
+          <w:rFonts w:ascii="Times New Roman" w:hAnsi="Times New Roman"/>
+          <w:iCs/>
+          <w:color w:val="000000"/>
+          <w:sz w:val="28"/>
+          <w:szCs w:val="28"/>
+          <w:lang w:val="en-GB"/>
+        </w:rPr>
+        <w:t xml:space="preserve"> </w:t>
+      </w:r>
+      <w:proofErr w:type="spellStart"/>
+      <w:r>
+        <w:rPr>
+          <w:rFonts w:ascii="Times New Roman" w:hAnsi="Times New Roman"/>
+          <w:iCs/>
+          <w:color w:val="000000"/>
+          <w:sz w:val="28"/>
+          <w:szCs w:val="28"/>
+          <w:lang w:val="en-GB"/>
+        </w:rPr>
+        <w:t>вимови</w:t>
+      </w:r>
+      <w:proofErr w:type="spellEnd"/>
+      <w:r>
+        <w:rPr>
+          <w:rFonts w:ascii="Times New Roman" w:hAnsi="Times New Roman"/>
+          <w:iCs/>
+          <w:color w:val="000000"/>
+          <w:sz w:val="28"/>
+          <w:szCs w:val="28"/>
+          <w:lang w:val="en-GB"/>
+        </w:rPr>
+        <w:t xml:space="preserve"> </w:t>
+      </w:r>
+      <w:proofErr w:type="spellStart"/>
+      <w:r>
+        <w:rPr>
+          <w:rFonts w:ascii="Times New Roman" w:hAnsi="Times New Roman"/>
+          <w:iCs/>
+          <w:color w:val="000000"/>
+          <w:sz w:val="28"/>
+          <w:szCs w:val="28"/>
+          <w:lang w:val="en-GB"/>
+        </w:rPr>
+        <w:t>за</w:t>
+      </w:r>
+      <w:proofErr w:type="spellEnd"/>
+      <w:r>
+        <w:rPr>
+          <w:rFonts w:ascii="Times New Roman" w:hAnsi="Times New Roman"/>
+          <w:iCs/>
+          <w:color w:val="000000"/>
+          <w:sz w:val="28"/>
+          <w:szCs w:val="28"/>
+          <w:lang w:val="en-GB"/>
+        </w:rPr>
+        <w:t xml:space="preserve"> </w:t>
+      </w:r>
+      <w:proofErr w:type="spellStart"/>
+      <w:r>
+        <w:rPr>
+          <w:rFonts w:ascii="Times New Roman" w:hAnsi="Times New Roman"/>
+          <w:iCs/>
+          <w:color w:val="000000"/>
+          <w:sz w:val="28"/>
+          <w:szCs w:val="28"/>
+          <w:lang w:val="en-GB"/>
+        </w:rPr>
+        <w:t>допомогою</w:t>
+      </w:r>
+      <w:proofErr w:type="spellEnd"/>
+      <w:r>
+        <w:rPr>
+          <w:rFonts w:ascii="Times New Roman" w:hAnsi="Times New Roman"/>
+          <w:iCs/>
+          <w:color w:val="000000"/>
+          <w:sz w:val="28"/>
+          <w:szCs w:val="28"/>
+          <w:lang w:val="en-GB"/>
+        </w:rPr>
+        <w:t xml:space="preserve"> AI-</w:t>
+      </w:r>
+      <w:proofErr w:type="spellStart"/>
+      <w:r>
+        <w:rPr>
+          <w:rFonts w:ascii="Times New Roman" w:hAnsi="Times New Roman"/>
+          <w:iCs/>
+          <w:color w:val="000000"/>
+          <w:sz w:val="28"/>
+          <w:szCs w:val="28"/>
+          <w:lang w:val="en-GB"/>
+        </w:rPr>
+        <w:t>модуля</w:t>
+      </w:r>
+      <w:proofErr w:type="spellEnd"/>
       <w:r>
         <w:rPr>
           <w:rFonts w:ascii="Times New Roman" w:hAnsi="Times New Roman"/>
@@ -565,17 +785,139 @@
         </w:rPr>
         <w:t>О</w:t>
       </w:r>
-      <w:r>
-        <w:rPr>
-          <w:rFonts w:ascii="Times New Roman" w:hAnsi="Times New Roman"/>
-          <w:iCs/>
-          <w:color w:val="000000"/>
-          <w:sz w:val="28"/>
-          <w:szCs w:val="28"/>
-          <w:lang w:val="en-GB"/>
-        </w:rPr>
-        <w:t>тримання оцінки й підказок для покращення вимови</w:t>
-      </w:r>
+      <w:proofErr w:type="spellStart"/>
+      <w:r>
+        <w:rPr>
+          <w:rFonts w:ascii="Times New Roman" w:hAnsi="Times New Roman"/>
+          <w:iCs/>
+          <w:color w:val="000000"/>
+          <w:sz w:val="28"/>
+          <w:szCs w:val="28"/>
+          <w:lang w:val="en-GB"/>
+        </w:rPr>
+        <w:t>тримання</w:t>
+      </w:r>
+      <w:proofErr w:type="spellEnd"/>
+      <w:r>
+        <w:rPr>
+          <w:rFonts w:ascii="Times New Roman" w:hAnsi="Times New Roman"/>
+          <w:iCs/>
+          <w:color w:val="000000"/>
+          <w:sz w:val="28"/>
+          <w:szCs w:val="28"/>
+          <w:lang w:val="en-GB"/>
+        </w:rPr>
+        <w:t xml:space="preserve"> </w:t>
+      </w:r>
+      <w:proofErr w:type="spellStart"/>
+      <w:r>
+        <w:rPr>
+          <w:rFonts w:ascii="Times New Roman" w:hAnsi="Times New Roman"/>
+          <w:iCs/>
+          <w:color w:val="000000"/>
+          <w:sz w:val="28"/>
+          <w:szCs w:val="28"/>
+          <w:lang w:val="en-GB"/>
+        </w:rPr>
+        <w:t>оцінки</w:t>
+      </w:r>
+      <w:proofErr w:type="spellEnd"/>
+      <w:r>
+        <w:rPr>
+          <w:rFonts w:ascii="Times New Roman" w:hAnsi="Times New Roman"/>
+          <w:iCs/>
+          <w:color w:val="000000"/>
+          <w:sz w:val="28"/>
+          <w:szCs w:val="28"/>
+          <w:lang w:val="en-GB"/>
+        </w:rPr>
+        <w:t xml:space="preserve"> й </w:t>
+      </w:r>
+      <w:proofErr w:type="spellStart"/>
+      <w:r>
+        <w:rPr>
+          <w:rFonts w:ascii="Times New Roman" w:hAnsi="Times New Roman"/>
+          <w:iCs/>
+          <w:color w:val="000000"/>
+          <w:sz w:val="28"/>
+          <w:szCs w:val="28"/>
+          <w:lang w:val="en-GB"/>
+        </w:rPr>
+        <w:t>підказок</w:t>
+      </w:r>
+      <w:proofErr w:type="spellEnd"/>
+      <w:r>
+        <w:rPr>
+          <w:rFonts w:ascii="Times New Roman" w:hAnsi="Times New Roman"/>
+          <w:iCs/>
+          <w:color w:val="000000"/>
+          <w:sz w:val="28"/>
+          <w:szCs w:val="28"/>
+          <w:lang w:val="en-GB"/>
+        </w:rPr>
+        <w:t xml:space="preserve"> </w:t>
+      </w:r>
+      <w:proofErr w:type="spellStart"/>
+      <w:r>
+        <w:rPr>
+          <w:rFonts w:ascii="Times New Roman" w:hAnsi="Times New Roman"/>
+          <w:iCs/>
+          <w:color w:val="000000"/>
+          <w:sz w:val="28"/>
+          <w:szCs w:val="28"/>
+          <w:lang w:val="en-GB"/>
+        </w:rPr>
+        <w:t>для</w:t>
+      </w:r>
+      <w:proofErr w:type="spellEnd"/>
+      <w:r>
+        <w:rPr>
+          <w:rFonts w:ascii="Times New Roman" w:hAnsi="Times New Roman"/>
+          <w:iCs/>
+          <w:color w:val="000000"/>
+          <w:sz w:val="28"/>
+          <w:szCs w:val="28"/>
+          <w:lang w:val="en-GB"/>
+        </w:rPr>
+        <w:t xml:space="preserve"> </w:t>
+      </w:r>
+      <w:proofErr w:type="spellStart"/>
+      <w:r>
+        <w:rPr>
+          <w:rFonts w:ascii="Times New Roman" w:hAnsi="Times New Roman"/>
+          <w:iCs/>
+          <w:color w:val="000000"/>
+          <w:sz w:val="28"/>
+          <w:szCs w:val="28"/>
+          <w:lang w:val="en-GB"/>
+        </w:rPr>
+        <w:t>покращення</w:t>
+      </w:r>
+      <w:proofErr w:type="spellEnd"/>
+      <w:r>
+        <w:rPr>
+          <w:rFonts w:ascii="Times New Roman" w:hAnsi="Times New Roman"/>
+          <w:iCs/>
+          <w:color w:val="000000"/>
+          <w:sz w:val="28"/>
+          <w:szCs w:val="28"/>
+          <w:lang w:val="en-GB"/>
+        </w:rPr>
+        <w:t xml:space="preserve"> </w:t>
+      </w:r>
+      <w:proofErr w:type="spellStart"/>
+      <w:r>
+        <w:rPr>
+          <w:rFonts w:ascii="Times New Roman" w:hAnsi="Times New Roman"/>
+          <w:iCs/>
+          <w:color w:val="000000"/>
+          <w:sz w:val="28"/>
+          <w:szCs w:val="28"/>
+          <w:lang w:val="en-GB"/>
+        </w:rPr>
+        <w:t>вимови</w:t>
+      </w:r>
+      <w:proofErr w:type="spellEnd"/>
       <w:r>
         <w:rPr>
           <w:rFonts w:ascii="Times New Roman" w:hAnsi="Times New Roman"/>
@@ -619,17 +961,91 @@
         </w:rPr>
         <w:t>С</w:t>
       </w:r>
-      <w:r>
-        <w:rPr>
-          <w:rFonts w:ascii="Times New Roman" w:hAnsi="Times New Roman"/>
-          <w:iCs/>
-          <w:color w:val="000000"/>
-          <w:sz w:val="28"/>
-          <w:szCs w:val="28"/>
-          <w:lang w:val="en-GB"/>
-        </w:rPr>
-        <w:t>творення та редагування вправ логопедом</w:t>
-      </w:r>
+      <w:proofErr w:type="spellStart"/>
+      <w:r>
+        <w:rPr>
+          <w:rFonts w:ascii="Times New Roman" w:hAnsi="Times New Roman"/>
+          <w:iCs/>
+          <w:color w:val="000000"/>
+          <w:sz w:val="28"/>
+          <w:szCs w:val="28"/>
+          <w:lang w:val="en-GB"/>
+        </w:rPr>
+        <w:t>творення</w:t>
+      </w:r>
+      <w:proofErr w:type="spellEnd"/>
+      <w:r>
+        <w:rPr>
+          <w:rFonts w:ascii="Times New Roman" w:hAnsi="Times New Roman"/>
+          <w:iCs/>
+          <w:color w:val="000000"/>
+          <w:sz w:val="28"/>
+          <w:szCs w:val="28"/>
+          <w:lang w:val="en-GB"/>
+        </w:rPr>
+        <w:t xml:space="preserve"> та </w:t>
+      </w:r>
+      <w:proofErr w:type="spellStart"/>
+      <w:r>
+        <w:rPr>
+          <w:rFonts w:ascii="Times New Roman" w:hAnsi="Times New Roman"/>
+          <w:iCs/>
+          <w:color w:val="000000"/>
+          <w:sz w:val="28"/>
+          <w:szCs w:val="28"/>
+          <w:lang w:val="en-GB"/>
+        </w:rPr>
+        <w:t>редагування</w:t>
+      </w:r>
+      <w:proofErr w:type="spellEnd"/>
+      <w:r>
+        <w:rPr>
+          <w:rFonts w:ascii="Times New Roman" w:hAnsi="Times New Roman"/>
+          <w:iCs/>
+          <w:color w:val="000000"/>
+          <w:sz w:val="28"/>
+          <w:szCs w:val="28"/>
+          <w:lang w:val="en-GB"/>
+        </w:rPr>
+        <w:t xml:space="preserve"> </w:t>
+      </w:r>
+      <w:proofErr w:type="spellStart"/>
+      <w:r>
+        <w:rPr>
+          <w:rFonts w:ascii="Times New Roman" w:hAnsi="Times New Roman"/>
+          <w:iCs/>
+          <w:color w:val="000000"/>
+          <w:sz w:val="28"/>
+          <w:szCs w:val="28"/>
+          <w:lang w:val="en-GB"/>
+        </w:rPr>
+        <w:t>вправ</w:t>
+      </w:r>
+      <w:proofErr w:type="spellEnd"/>
+      <w:r>
+        <w:rPr>
+          <w:rFonts w:ascii="Times New Roman" w:hAnsi="Times New Roman"/>
+          <w:iCs/>
+          <w:color w:val="000000"/>
+          <w:sz w:val="28"/>
+          <w:szCs w:val="28"/>
+          <w:lang w:val="en-GB"/>
+        </w:rPr>
+        <w:t xml:space="preserve"> </w:t>
+      </w:r>
+      <w:proofErr w:type="spellStart"/>
+      <w:r>
+        <w:rPr>
+          <w:rFonts w:ascii="Times New Roman" w:hAnsi="Times New Roman"/>
+          <w:iCs/>
+          <w:color w:val="000000"/>
+          <w:sz w:val="28"/>
+          <w:szCs w:val="28"/>
+          <w:lang w:val="en-GB"/>
+        </w:rPr>
+        <w:t>логопедом</w:t>
+      </w:r>
+      <w:proofErr w:type="spellEnd"/>
       <w:r>
         <w:rPr>
           <w:rFonts w:ascii="Times New Roman" w:hAnsi="Times New Roman"/>
@@ -673,17 +1089,115 @@
         </w:rPr>
         <w:t>П</w:t>
       </w:r>
-      <w:r>
-        <w:rPr>
-          <w:rFonts w:ascii="Times New Roman" w:hAnsi="Times New Roman"/>
-          <w:iCs/>
-          <w:color w:val="000000"/>
-          <w:sz w:val="28"/>
-          <w:szCs w:val="28"/>
-          <w:lang w:val="en-GB"/>
-        </w:rPr>
-        <w:t>ерегляд статистики занять і прогресу учнів</w:t>
-      </w:r>
+      <w:proofErr w:type="spellStart"/>
+      <w:r>
+        <w:rPr>
+          <w:rFonts w:ascii="Times New Roman" w:hAnsi="Times New Roman"/>
+          <w:iCs/>
+          <w:color w:val="000000"/>
+          <w:sz w:val="28"/>
+          <w:szCs w:val="28"/>
+          <w:lang w:val="en-GB"/>
+        </w:rPr>
+        <w:t>ерегляд</w:t>
+      </w:r>
+      <w:proofErr w:type="spellEnd"/>
+      <w:r>
+        <w:rPr>
+          <w:rFonts w:ascii="Times New Roman" w:hAnsi="Times New Roman"/>
+          <w:iCs/>
+          <w:color w:val="000000"/>
+          <w:sz w:val="28"/>
+          <w:szCs w:val="28"/>
+          <w:lang w:val="en-GB"/>
+        </w:rPr>
+        <w:t xml:space="preserve"> </w:t>
+      </w:r>
+      <w:proofErr w:type="spellStart"/>
+      <w:r>
+        <w:rPr>
+          <w:rFonts w:ascii="Times New Roman" w:hAnsi="Times New Roman"/>
+          <w:iCs/>
+          <w:color w:val="000000"/>
+          <w:sz w:val="28"/>
+          <w:szCs w:val="28"/>
+          <w:lang w:val="en-GB"/>
+        </w:rPr>
+        <w:t>статистики</w:t>
+      </w:r>
+      <w:proofErr w:type="spellEnd"/>
+      <w:r>
+        <w:rPr>
+          <w:rFonts w:ascii="Times New Roman" w:hAnsi="Times New Roman"/>
+          <w:iCs/>
+          <w:color w:val="000000"/>
+          <w:sz w:val="28"/>
+          <w:szCs w:val="28"/>
+          <w:lang w:val="en-GB"/>
+        </w:rPr>
+        <w:t xml:space="preserve"> </w:t>
+      </w:r>
+      <w:proofErr w:type="spellStart"/>
+      <w:r>
+        <w:rPr>
+          <w:rFonts w:ascii="Times New Roman" w:hAnsi="Times New Roman"/>
+          <w:iCs/>
+          <w:color w:val="000000"/>
+          <w:sz w:val="28"/>
+          <w:szCs w:val="28"/>
+          <w:lang w:val="en-GB"/>
+        </w:rPr>
+        <w:t>занять</w:t>
+      </w:r>
+      <w:proofErr w:type="spellEnd"/>
+      <w:r>
+        <w:rPr>
+          <w:rFonts w:ascii="Times New Roman" w:hAnsi="Times New Roman"/>
+          <w:iCs/>
+          <w:color w:val="000000"/>
+          <w:sz w:val="28"/>
+          <w:szCs w:val="28"/>
+          <w:lang w:val="en-GB"/>
+        </w:rPr>
+        <w:t xml:space="preserve"> і </w:t>
+      </w:r>
+      <w:proofErr w:type="spellStart"/>
+      <w:r>
+        <w:rPr>
+          <w:rFonts w:ascii="Times New Roman" w:hAnsi="Times New Roman"/>
+          <w:iCs/>
+          <w:color w:val="000000"/>
+          <w:sz w:val="28"/>
+          <w:szCs w:val="28"/>
+          <w:lang w:val="en-GB"/>
+        </w:rPr>
+        <w:t>прогресу</w:t>
+      </w:r>
+      <w:proofErr w:type="spellEnd"/>
+      <w:r>
+        <w:rPr>
+          <w:rFonts w:ascii="Times New Roman" w:hAnsi="Times New Roman"/>
+          <w:iCs/>
+          <w:color w:val="000000"/>
+          <w:sz w:val="28"/>
+          <w:szCs w:val="28"/>
+          <w:lang w:val="en-GB"/>
+        </w:rPr>
+        <w:t xml:space="preserve"> </w:t>
+      </w:r>
+      <w:proofErr w:type="spellStart"/>
+      <w:r>
+        <w:rPr>
+          <w:rFonts w:ascii="Times New Roman" w:hAnsi="Times New Roman"/>
+          <w:iCs/>
+          <w:color w:val="000000"/>
+          <w:sz w:val="28"/>
+          <w:szCs w:val="28"/>
+          <w:lang w:val="en-GB"/>
+        </w:rPr>
+        <w:t>учнів</w:t>
+      </w:r>
+      <w:proofErr w:type="spellEnd"/>
       <w:r>
         <w:rPr>
           <w:rFonts w:ascii="Times New Roman" w:hAnsi="Times New Roman"/>
@@ -727,17 +1241,67 @@
         </w:rPr>
         <w:t>А</w:t>
       </w:r>
-      <w:r>
-        <w:rPr>
-          <w:rFonts w:ascii="Times New Roman" w:hAnsi="Times New Roman"/>
-          <w:iCs/>
-          <w:color w:val="000000"/>
-          <w:sz w:val="28"/>
-          <w:szCs w:val="28"/>
-          <w:lang w:val="en-GB"/>
-        </w:rPr>
-        <w:t>дміністративне керування системою</w:t>
-      </w:r>
+      <w:proofErr w:type="spellStart"/>
+      <w:r>
+        <w:rPr>
+          <w:rFonts w:ascii="Times New Roman" w:hAnsi="Times New Roman"/>
+          <w:iCs/>
+          <w:color w:val="000000"/>
+          <w:sz w:val="28"/>
+          <w:szCs w:val="28"/>
+          <w:lang w:val="en-GB"/>
+        </w:rPr>
+        <w:t>дміністративне</w:t>
+      </w:r>
+      <w:proofErr w:type="spellEnd"/>
+      <w:r>
+        <w:rPr>
+          <w:rFonts w:ascii="Times New Roman" w:hAnsi="Times New Roman"/>
+          <w:iCs/>
+          <w:color w:val="000000"/>
+          <w:sz w:val="28"/>
+          <w:szCs w:val="28"/>
+          <w:lang w:val="en-GB"/>
+        </w:rPr>
+        <w:t xml:space="preserve"> </w:t>
+      </w:r>
+      <w:proofErr w:type="spellStart"/>
+      <w:r>
+        <w:rPr>
+          <w:rFonts w:ascii="Times New Roman" w:hAnsi="Times New Roman"/>
+          <w:iCs/>
+          <w:color w:val="000000"/>
+          <w:sz w:val="28"/>
+          <w:szCs w:val="28"/>
+          <w:lang w:val="en-GB"/>
+        </w:rPr>
+        <w:t>керування</w:t>
+      </w:r>
+      <w:proofErr w:type="spellEnd"/>
+      <w:r>
+        <w:rPr>
+          <w:rFonts w:ascii="Times New Roman" w:hAnsi="Times New Roman"/>
+          <w:iCs/>
+          <w:color w:val="000000"/>
+          <w:sz w:val="28"/>
+          <w:szCs w:val="28"/>
+          <w:lang w:val="en-GB"/>
+        </w:rPr>
+        <w:t xml:space="preserve"> </w:t>
+      </w:r>
+      <w:proofErr w:type="spellStart"/>
+      <w:r>
+        <w:rPr>
+          <w:rFonts w:ascii="Times New Roman" w:hAnsi="Times New Roman"/>
+          <w:iCs/>
+          <w:color w:val="000000"/>
+          <w:sz w:val="28"/>
+          <w:szCs w:val="28"/>
+          <w:lang w:val="en-GB"/>
+        </w:rPr>
+        <w:t>системою</w:t>
+      </w:r>
+      <w:proofErr w:type="spellEnd"/>
       <w:r>
         <w:rPr>
           <w:rFonts w:ascii="Times New Roman" w:hAnsi="Times New Roman"/>
@@ -787,13 +1351,223 @@
         </w:rPr>
         <w:t xml:space="preserve"> </w:t>
       </w:r>
-      <w:r>
-        <w:rPr>
-          <w:sz w:val="28"/>
-          <w:szCs w:val="28"/>
-        </w:rPr>
-        <w:t>Mobile Client (React Native), User Service, Exercise Service, Speech AI Service, Progress Service, API Gateway, Database</w:t>
-      </w:r>
+      <w:proofErr w:type="spellStart"/>
+      <w:r>
+        <w:rPr>
+          <w:sz w:val="28"/>
+          <w:szCs w:val="28"/>
+        </w:rPr>
+        <w:t>Mobile</w:t>
+      </w:r>
+      <w:proofErr w:type="spellEnd"/>
+      <w:r>
+        <w:rPr>
+          <w:sz w:val="28"/>
+          <w:szCs w:val="28"/>
+        </w:rPr>
+        <w:t xml:space="preserve"> </w:t>
+      </w:r>
+      <w:proofErr w:type="spellStart"/>
+      <w:r>
+        <w:rPr>
+          <w:sz w:val="28"/>
+          <w:szCs w:val="28"/>
+        </w:rPr>
+        <w:t>Client</w:t>
+      </w:r>
+      <w:proofErr w:type="spellEnd"/>
+      <w:r>
+        <w:rPr>
+          <w:sz w:val="28"/>
+          <w:szCs w:val="28"/>
+        </w:rPr>
+        <w:t xml:space="preserve"> (</w:t>
+      </w:r>
+      <w:proofErr w:type="spellStart"/>
+      <w:r>
+        <w:rPr>
+          <w:sz w:val="28"/>
+          <w:szCs w:val="28"/>
+        </w:rPr>
+        <w:t>React</w:t>
+      </w:r>
+      <w:proofErr w:type="spellEnd"/>
+      <w:r>
+        <w:rPr>
+          <w:sz w:val="28"/>
+          <w:szCs w:val="28"/>
+        </w:rPr>
+        <w:t xml:space="preserve"> </w:t>
+      </w:r>
+      <w:proofErr w:type="spellStart"/>
+      <w:r>
+        <w:rPr>
+          <w:sz w:val="28"/>
+          <w:szCs w:val="28"/>
+        </w:rPr>
+        <w:t>Native</w:t>
+      </w:r>
+      <w:proofErr w:type="spellEnd"/>
+      <w:r>
+        <w:rPr>
+          <w:sz w:val="28"/>
+          <w:szCs w:val="28"/>
+        </w:rPr>
+        <w:t xml:space="preserve">), </w:t>
+      </w:r>
+      <w:proofErr w:type="spellStart"/>
+      <w:r>
+        <w:rPr>
+          <w:sz w:val="28"/>
+          <w:szCs w:val="28"/>
+        </w:rPr>
+        <w:t>User</w:t>
+      </w:r>
+      <w:proofErr w:type="spellEnd"/>
+      <w:r>
+        <w:rPr>
+          <w:sz w:val="28"/>
+          <w:szCs w:val="28"/>
+        </w:rPr>
+        <w:t xml:space="preserve"> </w:t>
+      </w:r>
+      <w:proofErr w:type="spellStart"/>
+      <w:r>
+        <w:rPr>
+          <w:sz w:val="28"/>
+          <w:szCs w:val="28"/>
+        </w:rPr>
+        <w:t>Service</w:t>
+      </w:r>
+      <w:proofErr w:type="spellEnd"/>
+      <w:r>
+        <w:rPr>
+          <w:sz w:val="28"/>
+          <w:szCs w:val="28"/>
+        </w:rPr>
+        <w:t xml:space="preserve">, </w:t>
+      </w:r>
+      <w:proofErr w:type="spellStart"/>
+      <w:r>
+        <w:rPr>
+          <w:sz w:val="28"/>
+          <w:szCs w:val="28"/>
+        </w:rPr>
+        <w:t>Exercise</w:t>
+      </w:r>
+      <w:proofErr w:type="spellEnd"/>
+      <w:r>
+        <w:rPr>
+          <w:sz w:val="28"/>
+          <w:szCs w:val="28"/>
+        </w:rPr>
+        <w:t xml:space="preserve"> </w:t>
+      </w:r>
+      <w:proofErr w:type="spellStart"/>
+      <w:r>
+        <w:rPr>
+          <w:sz w:val="28"/>
+          <w:szCs w:val="28"/>
+        </w:rPr>
+        <w:t>Service</w:t>
+      </w:r>
+      <w:proofErr w:type="spellEnd"/>
+      <w:r>
+        <w:rPr>
+          <w:sz w:val="28"/>
+          <w:szCs w:val="28"/>
+        </w:rPr>
+        <w:t xml:space="preserve">, </w:t>
+      </w:r>
+      <w:proofErr w:type="spellStart"/>
+      <w:r>
+        <w:rPr>
+          <w:sz w:val="28"/>
+          <w:szCs w:val="28"/>
+        </w:rPr>
+        <w:t>Speech</w:t>
+      </w:r>
+      <w:proofErr w:type="spellEnd"/>
+      <w:r>
+        <w:rPr>
+          <w:sz w:val="28"/>
+          <w:szCs w:val="28"/>
+        </w:rPr>
+        <w:t xml:space="preserve"> AI </w:t>
+      </w:r>
+      <w:proofErr w:type="spellStart"/>
+      <w:r>
+        <w:rPr>
+          <w:sz w:val="28"/>
+          <w:szCs w:val="28"/>
+        </w:rPr>
+        <w:t>Service</w:t>
+      </w:r>
+      <w:proofErr w:type="spellEnd"/>
+      <w:r>
+        <w:rPr>
+          <w:sz w:val="28"/>
+          <w:szCs w:val="28"/>
+        </w:rPr>
+        <w:t xml:space="preserve">, </w:t>
+      </w:r>
+      <w:proofErr w:type="spellStart"/>
+      <w:r>
+        <w:rPr>
+          <w:sz w:val="28"/>
+          <w:szCs w:val="28"/>
+        </w:rPr>
+        <w:t>Progress</w:t>
+      </w:r>
+      <w:proofErr w:type="spellEnd"/>
+      <w:r>
+        <w:rPr>
+          <w:sz w:val="28"/>
+          <w:szCs w:val="28"/>
+        </w:rPr>
+        <w:t xml:space="preserve"> </w:t>
+      </w:r>
+      <w:proofErr w:type="spellStart"/>
+      <w:r>
+        <w:rPr>
+          <w:sz w:val="28"/>
+          <w:szCs w:val="28"/>
+        </w:rPr>
+        <w:t>Service</w:t>
+      </w:r>
+      <w:proofErr w:type="spellEnd"/>
+      <w:r>
+        <w:rPr>
+          <w:sz w:val="28"/>
+          <w:szCs w:val="28"/>
+        </w:rPr>
+        <w:t xml:space="preserve">, API </w:t>
+      </w:r>
+      <w:proofErr w:type="spellStart"/>
+      <w:r>
+        <w:rPr>
+          <w:sz w:val="28"/>
+          <w:szCs w:val="28"/>
+        </w:rPr>
+        <w:t>Gateway</w:t>
+      </w:r>
+      <w:proofErr w:type="spellEnd"/>
+      <w:r>
+        <w:rPr>
+          <w:sz w:val="28"/>
+          <w:szCs w:val="28"/>
+        </w:rPr>
+        <w:t xml:space="preserve">, </w:t>
+      </w:r>
+      <w:proofErr w:type="spellStart"/>
+      <w:r>
+        <w:rPr>
+          <w:sz w:val="28"/>
+          <w:szCs w:val="28"/>
+        </w:rPr>
+        <w:t>Database</w:t>
+      </w:r>
+      <w:proofErr w:type="spellEnd"/>
       <w:r>
         <w:rPr>
           <w:sz w:val="28"/>
@@ -827,20 +1601,308 @@
           <w:sz w:val="28"/>
           <w:szCs w:val="28"/>
         </w:rPr>
-        <w:t>2. Визначити архітектурний стиль та спроєктувати рівні взаємодії.</w:t>
+        <w:t xml:space="preserve">2. Визначити архітектурний стиль та </w:t>
+      </w:r>
+      <w:proofErr w:type="spellStart"/>
+      <w:r>
+        <w:rPr>
+          <w:b/>
+          <w:bCs/>
+          <w:sz w:val="28"/>
+          <w:szCs w:val="28"/>
+        </w:rPr>
+        <w:t>спроєктувати</w:t>
+      </w:r>
+      <w:proofErr w:type="spellEnd"/>
+      <w:r>
+        <w:rPr>
+          <w:b/>
+          <w:bCs/>
+          <w:sz w:val="28"/>
+          <w:szCs w:val="28"/>
+        </w:rPr>
+        <w:t xml:space="preserve"> рівні взаємодії.</w:t>
       </w:r>
     </w:p>
     <w:p>
       <w:pPr>
         <w:pStyle w:val="ParagraphText"/>
       </w:pPr>
+      <w:proofErr w:type="spellStart"/>
       <w:r>
         <w:rPr>
           <w:lang w:val="en-GB"/>
         </w:rPr>
         <w:lastRenderedPageBreak/>
-        <w:t>Для системи обрано мікросервісну клієнт–серверну архітектуру. Вона дозволяє розподілити логіку між незалежними сервісами, що спрощує масштабування, підтримку та подальший розвиток проєкту</w:t>
-      </w:r>
+        <w:t>Для</w:t>
+      </w:r>
+      <w:proofErr w:type="spellEnd"/>
+      <w:r>
+        <w:rPr>
+          <w:lang w:val="en-GB"/>
+        </w:rPr>
+        <w:t xml:space="preserve"> </w:t>
+      </w:r>
+      <w:proofErr w:type="spellStart"/>
+      <w:r>
+        <w:rPr>
+          <w:lang w:val="en-GB"/>
+        </w:rPr>
+        <w:t>системи</w:t>
+      </w:r>
+      <w:proofErr w:type="spellEnd"/>
+      <w:r>
+        <w:rPr>
+          <w:lang w:val="en-GB"/>
+        </w:rPr>
+        <w:t xml:space="preserve"> обрано </w:t>
+      </w:r>
+      <w:proofErr w:type="spellStart"/>
+      <w:r>
+        <w:rPr>
+          <w:lang w:val="en-GB"/>
+        </w:rPr>
+        <w:t>мікросервісну</w:t>
+      </w:r>
+      <w:proofErr w:type="spellEnd"/>
+      <w:r>
+        <w:rPr>
+          <w:lang w:val="en-GB"/>
+        </w:rPr>
+        <w:t xml:space="preserve"> </w:t>
+      </w:r>
+      <w:proofErr w:type="spellStart"/>
+      <w:r>
+        <w:rPr>
+          <w:lang w:val="en-GB"/>
+        </w:rPr>
+        <w:t>клієнт</w:t>
+      </w:r>
+      <w:proofErr w:type="spellEnd"/>
+      <w:r>
+        <w:rPr>
+          <w:lang w:val="en-GB"/>
+        </w:rPr>
+        <w:t>–</w:t>
+      </w:r>
+      <w:proofErr w:type="spellStart"/>
+      <w:r>
+        <w:rPr>
+          <w:lang w:val="en-GB"/>
+        </w:rPr>
+        <w:t>серверну</w:t>
+      </w:r>
+      <w:proofErr w:type="spellEnd"/>
+      <w:r>
+        <w:rPr>
+          <w:lang w:val="en-GB"/>
+        </w:rPr>
+        <w:t xml:space="preserve"> </w:t>
+      </w:r>
+      <w:proofErr w:type="spellStart"/>
+      <w:r>
+        <w:rPr>
+          <w:lang w:val="en-GB"/>
+        </w:rPr>
+        <w:t>архітектуру</w:t>
+      </w:r>
+      <w:proofErr w:type="spellEnd"/>
+      <w:r>
+        <w:rPr>
+          <w:lang w:val="en-GB"/>
+        </w:rPr>
+        <w:t xml:space="preserve">. </w:t>
+      </w:r>
+      <w:proofErr w:type="spellStart"/>
+      <w:r>
+        <w:rPr>
+          <w:lang w:val="en-GB"/>
+        </w:rPr>
+        <w:t>Вона</w:t>
+      </w:r>
+      <w:proofErr w:type="spellEnd"/>
+      <w:r>
+        <w:rPr>
+          <w:lang w:val="en-GB"/>
+        </w:rPr>
+        <w:t xml:space="preserve"> </w:t>
+      </w:r>
+      <w:proofErr w:type="spellStart"/>
+      <w:r>
+        <w:rPr>
+          <w:lang w:val="en-GB"/>
+        </w:rPr>
+        <w:t>дозволяє</w:t>
+      </w:r>
+      <w:proofErr w:type="spellEnd"/>
+      <w:r>
+        <w:rPr>
+          <w:lang w:val="en-GB"/>
+        </w:rPr>
+        <w:t xml:space="preserve"> </w:t>
+      </w:r>
+      <w:proofErr w:type="spellStart"/>
+      <w:r>
+        <w:rPr>
+          <w:lang w:val="en-GB"/>
+        </w:rPr>
+        <w:t>розподілити</w:t>
+      </w:r>
+      <w:proofErr w:type="spellEnd"/>
+      <w:r>
+        <w:rPr>
+          <w:lang w:val="en-GB"/>
+        </w:rPr>
+        <w:t xml:space="preserve"> </w:t>
+      </w:r>
+      <w:proofErr w:type="spellStart"/>
+      <w:r>
+        <w:rPr>
+          <w:lang w:val="en-GB"/>
+        </w:rPr>
+        <w:t>логіку</w:t>
+      </w:r>
+      <w:proofErr w:type="spellEnd"/>
+      <w:r>
+        <w:rPr>
+          <w:lang w:val="en-GB"/>
+        </w:rPr>
+        <w:t xml:space="preserve"> </w:t>
+      </w:r>
+      <w:proofErr w:type="spellStart"/>
+      <w:r>
+        <w:rPr>
+          <w:lang w:val="en-GB"/>
+        </w:rPr>
+        <w:t>між</w:t>
+      </w:r>
+      <w:proofErr w:type="spellEnd"/>
+      <w:r>
+        <w:rPr>
+          <w:lang w:val="en-GB"/>
+        </w:rPr>
+        <w:t xml:space="preserve"> </w:t>
+      </w:r>
+      <w:proofErr w:type="spellStart"/>
+      <w:r>
+        <w:rPr>
+          <w:lang w:val="en-GB"/>
+        </w:rPr>
+        <w:t>незалежними</w:t>
+      </w:r>
+      <w:proofErr w:type="spellEnd"/>
+      <w:r>
+        <w:rPr>
+          <w:lang w:val="en-GB"/>
+        </w:rPr>
+        <w:t xml:space="preserve"> </w:t>
+      </w:r>
+      <w:proofErr w:type="spellStart"/>
+      <w:r>
+        <w:rPr>
+          <w:lang w:val="en-GB"/>
+        </w:rPr>
+        <w:t>сервісами</w:t>
+      </w:r>
+      <w:proofErr w:type="spellEnd"/>
+      <w:r>
+        <w:rPr>
+          <w:lang w:val="en-GB"/>
+        </w:rPr>
+        <w:t xml:space="preserve">, </w:t>
+      </w:r>
+      <w:proofErr w:type="spellStart"/>
+      <w:r>
+        <w:rPr>
+          <w:lang w:val="en-GB"/>
+        </w:rPr>
+        <w:t>що</w:t>
+      </w:r>
+      <w:proofErr w:type="spellEnd"/>
+      <w:r>
+        <w:rPr>
+          <w:lang w:val="en-GB"/>
+        </w:rPr>
+        <w:t xml:space="preserve"> </w:t>
+      </w:r>
+      <w:proofErr w:type="spellStart"/>
+      <w:r>
+        <w:rPr>
+          <w:lang w:val="en-GB"/>
+        </w:rPr>
+        <w:t>спрощує</w:t>
+      </w:r>
+      <w:proofErr w:type="spellEnd"/>
+      <w:r>
+        <w:rPr>
+          <w:lang w:val="en-GB"/>
+        </w:rPr>
+        <w:t xml:space="preserve"> </w:t>
+      </w:r>
+      <w:proofErr w:type="spellStart"/>
+      <w:r>
+        <w:rPr>
+          <w:lang w:val="en-GB"/>
+        </w:rPr>
+        <w:t>масштабування</w:t>
+      </w:r>
+      <w:proofErr w:type="spellEnd"/>
+      <w:r>
+        <w:rPr>
+          <w:lang w:val="en-GB"/>
+        </w:rPr>
+        <w:t xml:space="preserve">, </w:t>
+      </w:r>
+      <w:proofErr w:type="spellStart"/>
+      <w:r>
+        <w:rPr>
+          <w:lang w:val="en-GB"/>
+        </w:rPr>
+        <w:t>підтримку</w:t>
+      </w:r>
+      <w:proofErr w:type="spellEnd"/>
+      <w:r>
+        <w:rPr>
+          <w:lang w:val="en-GB"/>
+        </w:rPr>
+        <w:t xml:space="preserve"> та </w:t>
+      </w:r>
+      <w:proofErr w:type="spellStart"/>
+      <w:r>
+        <w:rPr>
+          <w:lang w:val="en-GB"/>
+        </w:rPr>
+        <w:t>подальший</w:t>
+      </w:r>
+      <w:proofErr w:type="spellEnd"/>
+      <w:r>
+        <w:rPr>
+          <w:lang w:val="en-GB"/>
+        </w:rPr>
+        <w:t xml:space="preserve"> </w:t>
+      </w:r>
+      <w:proofErr w:type="spellStart"/>
+      <w:r>
+        <w:rPr>
+          <w:lang w:val="en-GB"/>
+        </w:rPr>
+        <w:t>розвиток</w:t>
+      </w:r>
+      <w:proofErr w:type="spellEnd"/>
+      <w:r>
+        <w:rPr>
+          <w:lang w:val="en-GB"/>
+        </w:rPr>
+        <w:t xml:space="preserve"> </w:t>
+      </w:r>
+      <w:proofErr w:type="spellStart"/>
+      <w:r>
+        <w:rPr>
+          <w:lang w:val="en-GB"/>
+        </w:rPr>
+        <w:t>проєкту</w:t>
+      </w:r>
+      <w:proofErr w:type="spellEnd"/>
       <w:r>
         <w:t>.</w:t>
       </w:r>
@@ -865,17 +1927,159 @@
         </w:tabs>
         <w:ind w:left="1276" w:hanging="567"/>
       </w:pPr>
-      <w:r>
-        <w:rPr>
-          <w:lang w:val="en-GB"/>
-        </w:rPr>
-        <w:t xml:space="preserve">Клієнтський рівень – </w:t>
-      </w:r>
-      <w:r>
-        <w:rPr>
-          <w:lang w:val="en-GB"/>
-        </w:rPr>
-        <w:t>мобільний застосунок на React Native, який надає інтерфейс користувача та взаємодіє із сервером через REST API</w:t>
+      <w:proofErr w:type="spellStart"/>
+      <w:r>
+        <w:rPr>
+          <w:lang w:val="en-GB"/>
+        </w:rPr>
+        <w:t>Клієнтський</w:t>
+      </w:r>
+      <w:proofErr w:type="spellEnd"/>
+      <w:r>
+        <w:rPr>
+          <w:lang w:val="en-GB"/>
+        </w:rPr>
+        <w:t xml:space="preserve"> </w:t>
+      </w:r>
+      <w:proofErr w:type="spellStart"/>
+      <w:r>
+        <w:rPr>
+          <w:lang w:val="en-GB"/>
+        </w:rPr>
+        <w:t>рівень</w:t>
+      </w:r>
+      <w:proofErr w:type="spellEnd"/>
+      <w:r>
+        <w:rPr>
+          <w:lang w:val="en-GB"/>
+        </w:rPr>
+        <w:t xml:space="preserve"> – </w:t>
+      </w:r>
+      <w:proofErr w:type="spellStart"/>
+      <w:r>
+        <w:rPr>
+          <w:lang w:val="en-GB"/>
+        </w:rPr>
+        <w:t>мобільний</w:t>
+      </w:r>
+      <w:proofErr w:type="spellEnd"/>
+      <w:r>
+        <w:rPr>
+          <w:lang w:val="en-GB"/>
+        </w:rPr>
+        <w:t xml:space="preserve"> </w:t>
+      </w:r>
+      <w:proofErr w:type="spellStart"/>
+      <w:r>
+        <w:rPr>
+          <w:lang w:val="en-GB"/>
+        </w:rPr>
+        <w:t>застосунок</w:t>
+      </w:r>
+      <w:proofErr w:type="spellEnd"/>
+      <w:r>
+        <w:rPr>
+          <w:lang w:val="en-GB"/>
+        </w:rPr>
+        <w:t xml:space="preserve"> на React Native, </w:t>
+      </w:r>
+      <w:proofErr w:type="spellStart"/>
+      <w:r>
+        <w:rPr>
+          <w:lang w:val="en-GB"/>
+        </w:rPr>
+        <w:t>який</w:t>
+      </w:r>
+      <w:proofErr w:type="spellEnd"/>
+      <w:r>
+        <w:rPr>
+          <w:lang w:val="en-GB"/>
+        </w:rPr>
+        <w:t xml:space="preserve"> надає </w:t>
+      </w:r>
+      <w:proofErr w:type="spellStart"/>
+      <w:r>
+        <w:rPr>
+          <w:lang w:val="en-GB"/>
+        </w:rPr>
+        <w:t>інтерфейс</w:t>
+      </w:r>
+      <w:proofErr w:type="spellEnd"/>
+      <w:r>
+        <w:rPr>
+          <w:lang w:val="en-GB"/>
+        </w:rPr>
+        <w:t xml:space="preserve"> </w:t>
+      </w:r>
+      <w:proofErr w:type="spellStart"/>
+      <w:r>
+        <w:rPr>
+          <w:lang w:val="en-GB"/>
+        </w:rPr>
+        <w:t>користувача</w:t>
+      </w:r>
+      <w:proofErr w:type="spellEnd"/>
+      <w:r>
+        <w:rPr>
+          <w:lang w:val="en-GB"/>
+        </w:rPr>
+        <w:t xml:space="preserve"> та </w:t>
+      </w:r>
+      <w:proofErr w:type="spellStart"/>
+      <w:r>
+        <w:rPr>
+          <w:lang w:val="en-GB"/>
+        </w:rPr>
+        <w:t>взаємодіє</w:t>
+      </w:r>
+      <w:proofErr w:type="spellEnd"/>
+      <w:r>
+        <w:rPr>
+          <w:lang w:val="en-GB"/>
+        </w:rPr>
+        <w:t xml:space="preserve"> </w:t>
+      </w:r>
+      <w:proofErr w:type="spellStart"/>
+      <w:r>
+        <w:rPr>
+          <w:lang w:val="en-GB"/>
+        </w:rPr>
+        <w:t>із</w:t>
+      </w:r>
+      <w:proofErr w:type="spellEnd"/>
+      <w:r>
+        <w:rPr>
+          <w:lang w:val="en-GB"/>
+        </w:rPr>
+        <w:t xml:space="preserve"> </w:t>
+      </w:r>
+      <w:proofErr w:type="spellStart"/>
+      <w:r>
+        <w:rPr>
+          <w:lang w:val="en-GB"/>
+        </w:rPr>
+        <w:t>сервером</w:t>
+      </w:r>
+      <w:proofErr w:type="spellEnd"/>
+      <w:r>
+        <w:rPr>
+          <w:lang w:val="en-GB"/>
+        </w:rPr>
+        <w:t xml:space="preserve"> </w:t>
+      </w:r>
+      <w:proofErr w:type="spellStart"/>
+      <w:r>
+        <w:rPr>
+          <w:lang w:val="en-GB"/>
+        </w:rPr>
+        <w:t>через</w:t>
+      </w:r>
+      <w:proofErr w:type="spellEnd"/>
+      <w:r>
+        <w:rPr>
+          <w:lang w:val="en-GB"/>
+        </w:rPr>
+        <w:t xml:space="preserve"> REST API</w:t>
       </w:r>
       <w:r>
         <w:rPr>
@@ -896,11 +2100,19 @@
         </w:tabs>
         <w:ind w:left="1276" w:hanging="567"/>
       </w:pPr>
-      <w:r>
-        <w:rPr>
-          <w:lang w:val="en-GB"/>
-        </w:rPr>
-        <w:t xml:space="preserve">Рівень API Gateway </w:t>
+      <w:proofErr w:type="spellStart"/>
+      <w:r>
+        <w:rPr>
+          <w:lang w:val="en-GB"/>
+        </w:rPr>
+        <w:t>Рівень</w:t>
+      </w:r>
+      <w:proofErr w:type="spellEnd"/>
+      <w:r>
+        <w:rPr>
+          <w:lang w:val="en-GB"/>
+        </w:rPr>
+        <w:t xml:space="preserve"> API Gateway </w:t>
       </w:r>
       <w:r>
         <w:rPr>
@@ -913,7 +2125,175 @@
         <w:rPr>
           <w:lang w:val="en-GB"/>
         </w:rPr>
-        <w:t xml:space="preserve"> приймає всі запити від клієнта, виконує маршрутизацію, автентифікацію та передає дані у відповідний мікросервіс.</w:t>
+        <w:t xml:space="preserve"> </w:t>
+      </w:r>
+      <w:proofErr w:type="spellStart"/>
+      <w:r>
+        <w:rPr>
+          <w:lang w:val="en-GB"/>
+        </w:rPr>
+        <w:t>приймає</w:t>
+      </w:r>
+      <w:proofErr w:type="spellEnd"/>
+      <w:r>
+        <w:rPr>
+          <w:lang w:val="en-GB"/>
+        </w:rPr>
+        <w:t xml:space="preserve"> </w:t>
+      </w:r>
+      <w:proofErr w:type="spellStart"/>
+      <w:r>
+        <w:rPr>
+          <w:lang w:val="en-GB"/>
+        </w:rPr>
+        <w:t>всі</w:t>
+      </w:r>
+      <w:proofErr w:type="spellEnd"/>
+      <w:r>
+        <w:rPr>
+          <w:lang w:val="en-GB"/>
+        </w:rPr>
+        <w:t xml:space="preserve"> </w:t>
+      </w:r>
+      <w:proofErr w:type="spellStart"/>
+      <w:r>
+        <w:rPr>
+          <w:lang w:val="en-GB"/>
+        </w:rPr>
+        <w:t>запити</w:t>
+      </w:r>
+      <w:proofErr w:type="spellEnd"/>
+      <w:r>
+        <w:rPr>
+          <w:lang w:val="en-GB"/>
+        </w:rPr>
+        <w:t xml:space="preserve"> </w:t>
+      </w:r>
+      <w:proofErr w:type="spellStart"/>
+      <w:r>
+        <w:rPr>
+          <w:lang w:val="en-GB"/>
+        </w:rPr>
+        <w:t>від</w:t>
+      </w:r>
+      <w:proofErr w:type="spellEnd"/>
+      <w:r>
+        <w:rPr>
+          <w:lang w:val="en-GB"/>
+        </w:rPr>
+        <w:t xml:space="preserve"> </w:t>
+      </w:r>
+      <w:proofErr w:type="spellStart"/>
+      <w:r>
+        <w:rPr>
+          <w:lang w:val="en-GB"/>
+        </w:rPr>
+        <w:t>клієнта</w:t>
+      </w:r>
+      <w:proofErr w:type="spellEnd"/>
+      <w:r>
+        <w:rPr>
+          <w:lang w:val="en-GB"/>
+        </w:rPr>
+        <w:t xml:space="preserve">, </w:t>
+      </w:r>
+      <w:proofErr w:type="spellStart"/>
+      <w:r>
+        <w:rPr>
+          <w:lang w:val="en-GB"/>
+        </w:rPr>
+        <w:t>виконує</w:t>
+      </w:r>
+      <w:proofErr w:type="spellEnd"/>
+      <w:r>
+        <w:rPr>
+          <w:lang w:val="en-GB"/>
+        </w:rPr>
+        <w:t xml:space="preserve"> </w:t>
+      </w:r>
+      <w:proofErr w:type="spellStart"/>
+      <w:r>
+        <w:rPr>
+          <w:lang w:val="en-GB"/>
+        </w:rPr>
+        <w:t>маршрутизацію</w:t>
+      </w:r>
+      <w:proofErr w:type="spellEnd"/>
+      <w:r>
+        <w:rPr>
+          <w:lang w:val="en-GB"/>
+        </w:rPr>
+        <w:t xml:space="preserve">, </w:t>
+      </w:r>
+      <w:proofErr w:type="spellStart"/>
+      <w:r>
+        <w:rPr>
+          <w:lang w:val="en-GB"/>
+        </w:rPr>
+        <w:t>автентифікацію</w:t>
+      </w:r>
+      <w:proofErr w:type="spellEnd"/>
+      <w:r>
+        <w:rPr>
+          <w:lang w:val="en-GB"/>
+        </w:rPr>
+        <w:t xml:space="preserve"> та </w:t>
+      </w:r>
+      <w:proofErr w:type="spellStart"/>
+      <w:r>
+        <w:rPr>
+          <w:lang w:val="en-GB"/>
+        </w:rPr>
+        <w:t>передає</w:t>
+      </w:r>
+      <w:proofErr w:type="spellEnd"/>
+      <w:r>
+        <w:rPr>
+          <w:lang w:val="en-GB"/>
+        </w:rPr>
+        <w:t xml:space="preserve"> </w:t>
+      </w:r>
+      <w:proofErr w:type="spellStart"/>
+      <w:r>
+        <w:rPr>
+          <w:lang w:val="en-GB"/>
+        </w:rPr>
+        <w:t>дані</w:t>
+      </w:r>
+      <w:proofErr w:type="spellEnd"/>
+      <w:r>
+        <w:rPr>
+          <w:lang w:val="en-GB"/>
+        </w:rPr>
+        <w:t xml:space="preserve"> у </w:t>
+      </w:r>
+      <w:proofErr w:type="spellStart"/>
+      <w:r>
+        <w:rPr>
+          <w:lang w:val="en-GB"/>
+        </w:rPr>
+        <w:t>відповідний</w:t>
+      </w:r>
+      <w:proofErr w:type="spellEnd"/>
+      <w:r>
+        <w:rPr>
+          <w:lang w:val="en-GB"/>
+        </w:rPr>
+        <w:t xml:space="preserve"> </w:t>
+      </w:r>
+      <w:proofErr w:type="spellStart"/>
+      <w:r>
+        <w:rPr>
+          <w:lang w:val="en-GB"/>
+        </w:rPr>
+        <w:t>мікросервіс</w:t>
+      </w:r>
+      <w:proofErr w:type="spellEnd"/>
+      <w:r>
+        <w:rPr>
+          <w:lang w:val="en-GB"/>
+        </w:rPr>
+        <w:t>.</w:t>
       </w:r>
     </w:p>
     <w:p>
@@ -932,11 +2312,33 @@
           <w:lang w:val="en-GB"/>
         </w:rPr>
       </w:pPr>
-      <w:r>
-        <w:rPr>
-          <w:lang w:val="en-GB"/>
-        </w:rPr>
-        <w:t>Рівень мікросервісів –</w:t>
+      <w:proofErr w:type="spellStart"/>
+      <w:r>
+        <w:rPr>
+          <w:lang w:val="en-GB"/>
+        </w:rPr>
+        <w:t>Рівень</w:t>
+      </w:r>
+      <w:proofErr w:type="spellEnd"/>
+      <w:r>
+        <w:rPr>
+          <w:lang w:val="en-GB"/>
+        </w:rPr>
+        <w:t xml:space="preserve"> </w:t>
+      </w:r>
+      <w:proofErr w:type="spellStart"/>
+      <w:r>
+        <w:rPr>
+          <w:lang w:val="en-GB"/>
+        </w:rPr>
+        <w:t>мікросервісів</w:t>
+      </w:r>
+      <w:proofErr w:type="spellEnd"/>
+      <w:r>
+        <w:rPr>
+          <w:lang w:val="en-GB"/>
+        </w:rPr>
+        <w:t xml:space="preserve"> –</w:t>
       </w:r>
       <w:r>
         <w:rPr>
@@ -948,11 +2350,215 @@
         </w:rPr>
         <w:t xml:space="preserve"> </w:t>
       </w:r>
-      <w:r>
-        <w:rPr>
-          <w:lang w:val="en-GB"/>
-        </w:rPr>
-        <w:t>набір незалежних сервісів (User, Exercise, Speech AI, Progress), кожен із яких реалізує певну бізнес-функцію системи. Комунікація між ними здійснюється через HTTP.</w:t>
+      <w:proofErr w:type="spellStart"/>
+      <w:r>
+        <w:rPr>
+          <w:lang w:val="en-GB"/>
+        </w:rPr>
+        <w:t>набір</w:t>
+      </w:r>
+      <w:proofErr w:type="spellEnd"/>
+      <w:r>
+        <w:rPr>
+          <w:lang w:val="en-GB"/>
+        </w:rPr>
+        <w:t xml:space="preserve"> </w:t>
+      </w:r>
+      <w:proofErr w:type="spellStart"/>
+      <w:r>
+        <w:rPr>
+          <w:lang w:val="en-GB"/>
+        </w:rPr>
+        <w:t>незалежних</w:t>
+      </w:r>
+      <w:proofErr w:type="spellEnd"/>
+      <w:r>
+        <w:rPr>
+          <w:lang w:val="en-GB"/>
+        </w:rPr>
+        <w:t xml:space="preserve"> </w:t>
+      </w:r>
+      <w:proofErr w:type="spellStart"/>
+      <w:r>
+        <w:rPr>
+          <w:lang w:val="en-GB"/>
+        </w:rPr>
+        <w:t>сервісів</w:t>
+      </w:r>
+      <w:proofErr w:type="spellEnd"/>
+      <w:r>
+        <w:rPr>
+          <w:lang w:val="en-GB"/>
+        </w:rPr>
+        <w:t xml:space="preserve"> (User, Exercise, Speech AI, Progress), </w:t>
+      </w:r>
+      <w:proofErr w:type="spellStart"/>
+      <w:r>
+        <w:rPr>
+          <w:lang w:val="en-GB"/>
+        </w:rPr>
+        <w:t>кожен</w:t>
+      </w:r>
+      <w:proofErr w:type="spellEnd"/>
+      <w:r>
+        <w:rPr>
+          <w:lang w:val="en-GB"/>
+        </w:rPr>
+        <w:t xml:space="preserve"> </w:t>
+      </w:r>
+      <w:proofErr w:type="spellStart"/>
+      <w:r>
+        <w:rPr>
+          <w:lang w:val="en-GB"/>
+        </w:rPr>
+        <w:t>із</w:t>
+      </w:r>
+      <w:proofErr w:type="spellEnd"/>
+      <w:r>
+        <w:rPr>
+          <w:lang w:val="en-GB"/>
+        </w:rPr>
+        <w:t xml:space="preserve"> </w:t>
+      </w:r>
+      <w:proofErr w:type="spellStart"/>
+      <w:r>
+        <w:rPr>
+          <w:lang w:val="en-GB"/>
+        </w:rPr>
+        <w:t>яких</w:t>
+      </w:r>
+      <w:proofErr w:type="spellEnd"/>
+      <w:r>
+        <w:rPr>
+          <w:lang w:val="en-GB"/>
+        </w:rPr>
+        <w:t xml:space="preserve"> </w:t>
+      </w:r>
+      <w:proofErr w:type="spellStart"/>
+      <w:r>
+        <w:rPr>
+          <w:lang w:val="en-GB"/>
+        </w:rPr>
+        <w:t>реалізує</w:t>
+      </w:r>
+      <w:proofErr w:type="spellEnd"/>
+      <w:r>
+        <w:rPr>
+          <w:lang w:val="en-GB"/>
+        </w:rPr>
+        <w:t xml:space="preserve"> </w:t>
+      </w:r>
+      <w:proofErr w:type="spellStart"/>
+      <w:r>
+        <w:rPr>
+          <w:lang w:val="en-GB"/>
+        </w:rPr>
+        <w:t>певну</w:t>
+      </w:r>
+      <w:proofErr w:type="spellEnd"/>
+      <w:r>
+        <w:rPr>
+          <w:lang w:val="en-GB"/>
+        </w:rPr>
+        <w:t xml:space="preserve"> бізнес-</w:t>
+      </w:r>
+      <w:proofErr w:type="spellStart"/>
+      <w:r>
+        <w:rPr>
+          <w:lang w:val="en-GB"/>
+        </w:rPr>
+        <w:t>функцію</w:t>
+      </w:r>
+      <w:proofErr w:type="spellEnd"/>
+      <w:r>
+        <w:rPr>
+          <w:lang w:val="en-GB"/>
+        </w:rPr>
+        <w:t xml:space="preserve"> </w:t>
+      </w:r>
+      <w:proofErr w:type="spellStart"/>
+      <w:r>
+        <w:rPr>
+          <w:lang w:val="en-GB"/>
+        </w:rPr>
+        <w:t>системи</w:t>
+      </w:r>
+      <w:proofErr w:type="spellEnd"/>
+      <w:r>
+        <w:rPr>
+          <w:lang w:val="en-GB"/>
+        </w:rPr>
+        <w:t xml:space="preserve">. </w:t>
+      </w:r>
+      <w:proofErr w:type="spellStart"/>
+      <w:r>
+        <w:rPr>
+          <w:lang w:val="en-GB"/>
+        </w:rPr>
+        <w:t>Комунікація</w:t>
+      </w:r>
+      <w:proofErr w:type="spellEnd"/>
+      <w:r>
+        <w:rPr>
+          <w:lang w:val="en-GB"/>
+        </w:rPr>
+        <w:t xml:space="preserve"> </w:t>
+      </w:r>
+      <w:proofErr w:type="spellStart"/>
+      <w:r>
+        <w:rPr>
+          <w:lang w:val="en-GB"/>
+        </w:rPr>
+        <w:t>між</w:t>
+      </w:r>
+      <w:proofErr w:type="spellEnd"/>
+      <w:r>
+        <w:rPr>
+          <w:lang w:val="en-GB"/>
+        </w:rPr>
+        <w:t xml:space="preserve"> </w:t>
+      </w:r>
+      <w:proofErr w:type="spellStart"/>
+      <w:r>
+        <w:rPr>
+          <w:lang w:val="en-GB"/>
+        </w:rPr>
+        <w:t>ними</w:t>
+      </w:r>
+      <w:proofErr w:type="spellEnd"/>
+      <w:r>
+        <w:rPr>
+          <w:lang w:val="en-GB"/>
+        </w:rPr>
+        <w:t xml:space="preserve"> </w:t>
+      </w:r>
+      <w:proofErr w:type="spellStart"/>
+      <w:r>
+        <w:rPr>
+          <w:lang w:val="en-GB"/>
+        </w:rPr>
+        <w:t>здійснюється</w:t>
+      </w:r>
+      <w:proofErr w:type="spellEnd"/>
+      <w:r>
+        <w:rPr>
+          <w:lang w:val="en-GB"/>
+        </w:rPr>
+        <w:t xml:space="preserve"> </w:t>
+      </w:r>
+      <w:proofErr w:type="spellStart"/>
+      <w:r>
+        <w:rPr>
+          <w:lang w:val="en-GB"/>
+        </w:rPr>
+        <w:t>через</w:t>
+      </w:r>
+      <w:proofErr w:type="spellEnd"/>
+      <w:r>
+        <w:rPr>
+          <w:lang w:val="en-GB"/>
+        </w:rPr>
+        <w:t xml:space="preserve"> HTTP.</w:t>
       </w:r>
     </w:p>
     <w:p>
@@ -970,17 +2576,96 @@
           <w:lang w:val="en-GB"/>
         </w:rPr>
       </w:pPr>
-      <w:r>
-        <w:rPr>
-          <w:lang w:val="en-GB"/>
-        </w:rPr>
-        <w:t xml:space="preserve">Рівень даних – </w:t>
-      </w:r>
-      <w:r>
-        <w:rPr>
-          <w:lang w:val="en-GB"/>
-        </w:rPr>
-        <w:t>єдина база даних, спільна для всіх сервісів, що спрощує тестування та забезпечує цілісність інформації.</w:t>
+      <w:proofErr w:type="spellStart"/>
+      <w:r>
+        <w:rPr>
+          <w:lang w:val="en-GB"/>
+        </w:rPr>
+        <w:t>Рівень</w:t>
+      </w:r>
+      <w:proofErr w:type="spellEnd"/>
+      <w:r>
+        <w:rPr>
+          <w:lang w:val="en-GB"/>
+        </w:rPr>
+        <w:t xml:space="preserve"> </w:t>
+      </w:r>
+      <w:proofErr w:type="spellStart"/>
+      <w:r>
+        <w:rPr>
+          <w:lang w:val="en-GB"/>
+        </w:rPr>
+        <w:t>даних</w:t>
+      </w:r>
+      <w:proofErr w:type="spellEnd"/>
+      <w:r>
+        <w:rPr>
+          <w:lang w:val="en-GB"/>
+        </w:rPr>
+        <w:t xml:space="preserve"> – </w:t>
+      </w:r>
+      <w:r>
+        <w:t xml:space="preserve">кожен </w:t>
+      </w:r>
+      <w:proofErr w:type="spellStart"/>
+      <w:r>
+        <w:t>мікросервіс</w:t>
+      </w:r>
+      <w:proofErr w:type="spellEnd"/>
+      <w:r>
+        <w:t xml:space="preserve"> має власну базу даних (</w:t>
+      </w:r>
+      <w:proofErr w:type="spellStart"/>
+      <w:r>
+        <w:t>UserDB</w:t>
+      </w:r>
+      <w:proofErr w:type="spellEnd"/>
+      <w:r>
+        <w:t xml:space="preserve">, </w:t>
+      </w:r>
+      <w:proofErr w:type="spellStart"/>
+      <w:r>
+        <w:t>ExerciseDB</w:t>
+      </w:r>
+      <w:proofErr w:type="spellEnd"/>
+      <w:r>
+        <w:t xml:space="preserve">, </w:t>
+      </w:r>
+      <w:proofErr w:type="spellStart"/>
+      <w:r>
+        <w:t>ProgressDB</w:t>
+      </w:r>
+      <w:proofErr w:type="spellEnd"/>
+      <w:r>
+        <w:t xml:space="preserve">), що реалізує принцип </w:t>
+      </w:r>
+      <w:proofErr w:type="spellStart"/>
+      <w:r>
+        <w:t>Database</w:t>
+      </w:r>
+      <w:proofErr w:type="spellEnd"/>
+      <w:r>
+        <w:t xml:space="preserve"> </w:t>
+      </w:r>
+      <w:proofErr w:type="spellStart"/>
+      <w:r>
+        <w:t>per</w:t>
+      </w:r>
+      <w:proofErr w:type="spellEnd"/>
+      <w:r>
+        <w:t xml:space="preserve"> </w:t>
+      </w:r>
+      <w:proofErr w:type="spellStart"/>
+      <w:r>
+        <w:t>Service</w:t>
+      </w:r>
+      <w:proofErr w:type="spellEnd"/>
+      <w:r>
+        <w:t>.</w:t>
+      </w:r>
+      <w:r>
+        <w:br/>
+        <w:t>Це забезпечує ізоляцію даних, незалежність модулів та спрощує масштабування.</w:t>
       </w:r>
     </w:p>
     <w:p>
@@ -1001,7 +2686,25 @@
           <w:sz w:val="28"/>
           <w:szCs w:val="28"/>
         </w:rPr>
-        <w:t>Такий підхід дозволяє створити масштабовану систему з чітким розділенням відповідальностей між компонентами, що полегшує її розробку та супровід.</w:t>
+        <w:t xml:space="preserve">Такий підхід дозволяє створити масштабовану систему з чітким розділенням </w:t>
+      </w:r>
+      <w:proofErr w:type="spellStart"/>
+      <w:r>
+        <w:rPr>
+          <w:rFonts w:eastAsia="Calibri" w:cstheme="minorHAnsi"/>
+          <w:sz w:val="28"/>
+          <w:szCs w:val="28"/>
+        </w:rPr>
+        <w:t>відповідальностей</w:t>
+      </w:r>
+      <w:proofErr w:type="spellEnd"/>
+      <w:r>
+        <w:rPr>
+          <w:rFonts w:eastAsia="Calibri" w:cstheme="minorHAnsi"/>
+          <w:sz w:val="28"/>
+          <w:szCs w:val="28"/>
+        </w:rPr>
+        <w:t xml:space="preserve"> між компонентами, що полегшує її розробку та супровід.</w:t>
       </w:r>
       <w:bookmarkEnd w:id="2"/>
     </w:p>
@@ -1067,11 +2770,257 @@
         </w:rPr>
         <w:t xml:space="preserve"> </w:t>
       </w:r>
-      <w:r>
-        <w:rPr>
-          <w:lang w:val="en-GB"/>
-        </w:rPr>
-        <w:t>реалізує інтерфейс для учня та логопеда, забезпечує реєстрацію, авторизацію, виконання вправ і перегляд результатів. Клієнт взаємодіє з бекендом через REST API та отримує дані у форматі JSON.</w:t>
+      <w:proofErr w:type="spellStart"/>
+      <w:r>
+        <w:rPr>
+          <w:lang w:val="en-GB"/>
+        </w:rPr>
+        <w:t>реалізує</w:t>
+      </w:r>
+      <w:proofErr w:type="spellEnd"/>
+      <w:r>
+        <w:rPr>
+          <w:lang w:val="en-GB"/>
+        </w:rPr>
+        <w:t xml:space="preserve"> </w:t>
+      </w:r>
+      <w:proofErr w:type="spellStart"/>
+      <w:r>
+        <w:rPr>
+          <w:lang w:val="en-GB"/>
+        </w:rPr>
+        <w:t>інтерфейс</w:t>
+      </w:r>
+      <w:proofErr w:type="spellEnd"/>
+      <w:r>
+        <w:rPr>
+          <w:lang w:val="en-GB"/>
+        </w:rPr>
+        <w:t xml:space="preserve"> </w:t>
+      </w:r>
+      <w:proofErr w:type="spellStart"/>
+      <w:r>
+        <w:rPr>
+          <w:lang w:val="en-GB"/>
+        </w:rPr>
+        <w:t>для</w:t>
+      </w:r>
+      <w:proofErr w:type="spellEnd"/>
+      <w:r>
+        <w:rPr>
+          <w:lang w:val="en-GB"/>
+        </w:rPr>
+        <w:t xml:space="preserve"> </w:t>
+      </w:r>
+      <w:proofErr w:type="spellStart"/>
+      <w:r>
+        <w:rPr>
+          <w:lang w:val="en-GB"/>
+        </w:rPr>
+        <w:t>учня</w:t>
+      </w:r>
+      <w:proofErr w:type="spellEnd"/>
+      <w:r>
+        <w:rPr>
+          <w:lang w:val="en-GB"/>
+        </w:rPr>
+        <w:t xml:space="preserve"> та </w:t>
+      </w:r>
+      <w:proofErr w:type="spellStart"/>
+      <w:r>
+        <w:rPr>
+          <w:lang w:val="en-GB"/>
+        </w:rPr>
+        <w:t>логопеда</w:t>
+      </w:r>
+      <w:proofErr w:type="spellEnd"/>
+      <w:r>
+        <w:rPr>
+          <w:lang w:val="en-GB"/>
+        </w:rPr>
+        <w:t xml:space="preserve">, </w:t>
+      </w:r>
+      <w:proofErr w:type="spellStart"/>
+      <w:r>
+        <w:rPr>
+          <w:lang w:val="en-GB"/>
+        </w:rPr>
+        <w:t>забезпечує</w:t>
+      </w:r>
+      <w:proofErr w:type="spellEnd"/>
+      <w:r>
+        <w:rPr>
+          <w:lang w:val="en-GB"/>
+        </w:rPr>
+        <w:t xml:space="preserve"> </w:t>
+      </w:r>
+      <w:proofErr w:type="spellStart"/>
+      <w:r>
+        <w:rPr>
+          <w:lang w:val="en-GB"/>
+        </w:rPr>
+        <w:t>реєстрацію</w:t>
+      </w:r>
+      <w:proofErr w:type="spellEnd"/>
+      <w:r>
+        <w:rPr>
+          <w:lang w:val="en-GB"/>
+        </w:rPr>
+        <w:t xml:space="preserve">, </w:t>
+      </w:r>
+      <w:proofErr w:type="spellStart"/>
+      <w:r>
+        <w:rPr>
+          <w:lang w:val="en-GB"/>
+        </w:rPr>
+        <w:t>авторизацію</w:t>
+      </w:r>
+      <w:proofErr w:type="spellEnd"/>
+      <w:r>
+        <w:rPr>
+          <w:lang w:val="en-GB"/>
+        </w:rPr>
+        <w:t xml:space="preserve">, </w:t>
+      </w:r>
+      <w:proofErr w:type="spellStart"/>
+      <w:r>
+        <w:rPr>
+          <w:lang w:val="en-GB"/>
+        </w:rPr>
+        <w:t>виконання</w:t>
+      </w:r>
+      <w:proofErr w:type="spellEnd"/>
+      <w:r>
+        <w:rPr>
+          <w:lang w:val="en-GB"/>
+        </w:rPr>
+        <w:t xml:space="preserve"> </w:t>
+      </w:r>
+      <w:proofErr w:type="spellStart"/>
+      <w:r>
+        <w:rPr>
+          <w:lang w:val="en-GB"/>
+        </w:rPr>
+        <w:t>вправ</w:t>
+      </w:r>
+      <w:proofErr w:type="spellEnd"/>
+      <w:r>
+        <w:rPr>
+          <w:lang w:val="en-GB"/>
+        </w:rPr>
+        <w:t xml:space="preserve"> і </w:t>
+      </w:r>
+      <w:proofErr w:type="spellStart"/>
+      <w:r>
+        <w:rPr>
+          <w:lang w:val="en-GB"/>
+        </w:rPr>
+        <w:t>перегляд</w:t>
+      </w:r>
+      <w:proofErr w:type="spellEnd"/>
+      <w:r>
+        <w:rPr>
+          <w:lang w:val="en-GB"/>
+        </w:rPr>
+        <w:t xml:space="preserve"> </w:t>
+      </w:r>
+      <w:proofErr w:type="spellStart"/>
+      <w:r>
+        <w:rPr>
+          <w:lang w:val="en-GB"/>
+        </w:rPr>
+        <w:t>результатів</w:t>
+      </w:r>
+      <w:proofErr w:type="spellEnd"/>
+      <w:r>
+        <w:rPr>
+          <w:lang w:val="en-GB"/>
+        </w:rPr>
+        <w:t xml:space="preserve">. Клієнт </w:t>
+      </w:r>
+      <w:proofErr w:type="spellStart"/>
+      <w:r>
+        <w:rPr>
+          <w:lang w:val="en-GB"/>
+        </w:rPr>
+        <w:t>взаємодіє</w:t>
+      </w:r>
+      <w:proofErr w:type="spellEnd"/>
+      <w:r>
+        <w:rPr>
+          <w:lang w:val="en-GB"/>
+        </w:rPr>
+        <w:t xml:space="preserve"> з </w:t>
+      </w:r>
+      <w:proofErr w:type="spellStart"/>
+      <w:r>
+        <w:rPr>
+          <w:lang w:val="en-GB"/>
+        </w:rPr>
+        <w:t>бекендом</w:t>
+      </w:r>
+      <w:proofErr w:type="spellEnd"/>
+      <w:r>
+        <w:rPr>
+          <w:lang w:val="en-GB"/>
+        </w:rPr>
+        <w:t xml:space="preserve"> </w:t>
+      </w:r>
+      <w:proofErr w:type="spellStart"/>
+      <w:r>
+        <w:rPr>
+          <w:lang w:val="en-GB"/>
+        </w:rPr>
+        <w:t>через</w:t>
+      </w:r>
+      <w:proofErr w:type="spellEnd"/>
+      <w:r>
+        <w:rPr>
+          <w:lang w:val="en-GB"/>
+        </w:rPr>
+        <w:t xml:space="preserve"> REST API та </w:t>
+      </w:r>
+      <w:proofErr w:type="spellStart"/>
+      <w:r>
+        <w:rPr>
+          <w:lang w:val="en-GB"/>
+        </w:rPr>
+        <w:t>отримує</w:t>
+      </w:r>
+      <w:proofErr w:type="spellEnd"/>
+      <w:r>
+        <w:rPr>
+          <w:lang w:val="en-GB"/>
+        </w:rPr>
+        <w:t xml:space="preserve"> </w:t>
+      </w:r>
+      <w:proofErr w:type="spellStart"/>
+      <w:r>
+        <w:rPr>
+          <w:lang w:val="en-GB"/>
+        </w:rPr>
+        <w:t>дані</w:t>
+      </w:r>
+      <w:proofErr w:type="spellEnd"/>
+      <w:r>
+        <w:rPr>
+          <w:lang w:val="en-GB"/>
+        </w:rPr>
+        <w:t xml:space="preserve"> у </w:t>
+      </w:r>
+      <w:proofErr w:type="spellStart"/>
+      <w:r>
+        <w:rPr>
+          <w:lang w:val="en-GB"/>
+        </w:rPr>
+        <w:t>форматі</w:t>
+      </w:r>
+      <w:proofErr w:type="spellEnd"/>
+      <w:r>
+        <w:rPr>
+          <w:lang w:val="en-GB"/>
+        </w:rPr>
+        <w:t xml:space="preserve"> JSON.</w:t>
       </w:r>
     </w:p>
     <w:p>
@@ -1107,11 +3056,187 @@
         </w:rPr>
         <w:t xml:space="preserve"> </w:t>
       </w:r>
-      <w:r>
-        <w:rPr>
-          <w:lang w:val="en-GB"/>
-        </w:rPr>
-        <w:t>обробляє запити реєстрації, автентифікації та керування обліковими записами. Забезпечує роботу з JWT-токенами та визначення ролей користувачів.</w:t>
+      <w:proofErr w:type="spellStart"/>
+      <w:r>
+        <w:rPr>
+          <w:lang w:val="en-GB"/>
+        </w:rPr>
+        <w:t>обробляє</w:t>
+      </w:r>
+      <w:proofErr w:type="spellEnd"/>
+      <w:r>
+        <w:rPr>
+          <w:lang w:val="en-GB"/>
+        </w:rPr>
+        <w:t xml:space="preserve"> </w:t>
+      </w:r>
+      <w:proofErr w:type="spellStart"/>
+      <w:r>
+        <w:rPr>
+          <w:lang w:val="en-GB"/>
+        </w:rPr>
+        <w:t>запити</w:t>
+      </w:r>
+      <w:proofErr w:type="spellEnd"/>
+      <w:r>
+        <w:rPr>
+          <w:lang w:val="en-GB"/>
+        </w:rPr>
+        <w:t xml:space="preserve"> </w:t>
+      </w:r>
+      <w:proofErr w:type="spellStart"/>
+      <w:r>
+        <w:rPr>
+          <w:lang w:val="en-GB"/>
+        </w:rPr>
+        <w:t>реєстрації</w:t>
+      </w:r>
+      <w:proofErr w:type="spellEnd"/>
+      <w:r>
+        <w:rPr>
+          <w:lang w:val="en-GB"/>
+        </w:rPr>
+        <w:t xml:space="preserve">, </w:t>
+      </w:r>
+      <w:proofErr w:type="spellStart"/>
+      <w:r>
+        <w:rPr>
+          <w:lang w:val="en-GB"/>
+        </w:rPr>
+        <w:t>автентифікації</w:t>
+      </w:r>
+      <w:proofErr w:type="spellEnd"/>
+      <w:r>
+        <w:rPr>
+          <w:lang w:val="en-GB"/>
+        </w:rPr>
+        <w:t xml:space="preserve"> та </w:t>
+      </w:r>
+      <w:proofErr w:type="spellStart"/>
+      <w:r>
+        <w:rPr>
+          <w:lang w:val="en-GB"/>
+        </w:rPr>
+        <w:t>керування</w:t>
+      </w:r>
+      <w:proofErr w:type="spellEnd"/>
+      <w:r>
+        <w:rPr>
+          <w:lang w:val="en-GB"/>
+        </w:rPr>
+        <w:t xml:space="preserve"> </w:t>
+      </w:r>
+      <w:proofErr w:type="spellStart"/>
+      <w:r>
+        <w:rPr>
+          <w:lang w:val="en-GB"/>
+        </w:rPr>
+        <w:t>обліковими</w:t>
+      </w:r>
+      <w:proofErr w:type="spellEnd"/>
+      <w:r>
+        <w:rPr>
+          <w:lang w:val="en-GB"/>
+        </w:rPr>
+        <w:t xml:space="preserve"> </w:t>
+      </w:r>
+      <w:proofErr w:type="spellStart"/>
+      <w:r>
+        <w:rPr>
+          <w:lang w:val="en-GB"/>
+        </w:rPr>
+        <w:t>записами</w:t>
+      </w:r>
+      <w:proofErr w:type="spellEnd"/>
+      <w:r>
+        <w:rPr>
+          <w:lang w:val="en-GB"/>
+        </w:rPr>
+        <w:t xml:space="preserve">. </w:t>
+      </w:r>
+      <w:proofErr w:type="spellStart"/>
+      <w:r>
+        <w:rPr>
+          <w:lang w:val="en-GB"/>
+        </w:rPr>
+        <w:t>Забезпечує</w:t>
+      </w:r>
+      <w:proofErr w:type="spellEnd"/>
+      <w:r>
+        <w:rPr>
+          <w:lang w:val="en-GB"/>
+        </w:rPr>
+        <w:t xml:space="preserve"> </w:t>
+      </w:r>
+      <w:proofErr w:type="spellStart"/>
+      <w:r>
+        <w:rPr>
+          <w:lang w:val="en-GB"/>
+        </w:rPr>
+        <w:t>роботу</w:t>
+      </w:r>
+      <w:proofErr w:type="spellEnd"/>
+      <w:r>
+        <w:rPr>
+          <w:lang w:val="en-GB"/>
+        </w:rPr>
+        <w:t xml:space="preserve"> з JWT-</w:t>
+      </w:r>
+      <w:proofErr w:type="spellStart"/>
+      <w:r>
+        <w:rPr>
+          <w:lang w:val="en-GB"/>
+        </w:rPr>
+        <w:t>токенами</w:t>
+      </w:r>
+      <w:proofErr w:type="spellEnd"/>
+      <w:r>
+        <w:rPr>
+          <w:lang w:val="en-GB"/>
+        </w:rPr>
+        <w:t xml:space="preserve"> та </w:t>
+      </w:r>
+      <w:proofErr w:type="spellStart"/>
+      <w:r>
+        <w:rPr>
+          <w:lang w:val="en-GB"/>
+        </w:rPr>
+        <w:t>визначення</w:t>
+      </w:r>
+      <w:proofErr w:type="spellEnd"/>
+      <w:r>
+        <w:rPr>
+          <w:lang w:val="en-GB"/>
+        </w:rPr>
+        <w:t xml:space="preserve"> </w:t>
+      </w:r>
+      <w:proofErr w:type="spellStart"/>
+      <w:r>
+        <w:rPr>
+          <w:lang w:val="en-GB"/>
+        </w:rPr>
+        <w:t>ролей</w:t>
+      </w:r>
+      <w:proofErr w:type="spellEnd"/>
+      <w:r>
+        <w:rPr>
+          <w:lang w:val="en-GB"/>
+        </w:rPr>
+        <w:t xml:space="preserve"> </w:t>
+      </w:r>
+      <w:proofErr w:type="spellStart"/>
+      <w:r>
+        <w:rPr>
+          <w:lang w:val="en-GB"/>
+        </w:rPr>
+        <w:t>користувачів</w:t>
+      </w:r>
+      <w:proofErr w:type="spellEnd"/>
+      <w:r>
+        <w:rPr>
+          <w:lang w:val="en-GB"/>
+        </w:rPr>
+        <w:t>.</w:t>
       </w:r>
     </w:p>
     <w:p>
@@ -1151,7 +3276,161 @@
         <w:rPr>
           <w:lang w:val="en-GB"/>
         </w:rPr>
-        <w:t>надає можливість створювати, редагувати та видаляти вправи. Забезпечує доступ логопеда до методичних матеріалів і планів занять.</w:t>
+        <w:t xml:space="preserve">надає </w:t>
+      </w:r>
+      <w:proofErr w:type="spellStart"/>
+      <w:r>
+        <w:rPr>
+          <w:lang w:val="en-GB"/>
+        </w:rPr>
+        <w:t>можливість</w:t>
+      </w:r>
+      <w:proofErr w:type="spellEnd"/>
+      <w:r>
+        <w:rPr>
+          <w:lang w:val="en-GB"/>
+        </w:rPr>
+        <w:t xml:space="preserve"> </w:t>
+      </w:r>
+      <w:proofErr w:type="spellStart"/>
+      <w:r>
+        <w:rPr>
+          <w:lang w:val="en-GB"/>
+        </w:rPr>
+        <w:t>створювати</w:t>
+      </w:r>
+      <w:proofErr w:type="spellEnd"/>
+      <w:r>
+        <w:rPr>
+          <w:lang w:val="en-GB"/>
+        </w:rPr>
+        <w:t xml:space="preserve">, </w:t>
+      </w:r>
+      <w:proofErr w:type="spellStart"/>
+      <w:r>
+        <w:rPr>
+          <w:lang w:val="en-GB"/>
+        </w:rPr>
+        <w:t>редагувати</w:t>
+      </w:r>
+      <w:proofErr w:type="spellEnd"/>
+      <w:r>
+        <w:rPr>
+          <w:lang w:val="en-GB"/>
+        </w:rPr>
+        <w:t xml:space="preserve"> та </w:t>
+      </w:r>
+      <w:proofErr w:type="spellStart"/>
+      <w:r>
+        <w:rPr>
+          <w:lang w:val="en-GB"/>
+        </w:rPr>
+        <w:t>видаляти</w:t>
+      </w:r>
+      <w:proofErr w:type="spellEnd"/>
+      <w:r>
+        <w:rPr>
+          <w:lang w:val="en-GB"/>
+        </w:rPr>
+        <w:t xml:space="preserve"> </w:t>
+      </w:r>
+      <w:proofErr w:type="spellStart"/>
+      <w:r>
+        <w:rPr>
+          <w:lang w:val="en-GB"/>
+        </w:rPr>
+        <w:t>вправи</w:t>
+      </w:r>
+      <w:proofErr w:type="spellEnd"/>
+      <w:r>
+        <w:rPr>
+          <w:lang w:val="en-GB"/>
+        </w:rPr>
+        <w:t xml:space="preserve">. </w:t>
+      </w:r>
+      <w:proofErr w:type="spellStart"/>
+      <w:r>
+        <w:rPr>
+          <w:lang w:val="en-GB"/>
+        </w:rPr>
+        <w:t>Забезпечує</w:t>
+      </w:r>
+      <w:proofErr w:type="spellEnd"/>
+      <w:r>
+        <w:rPr>
+          <w:lang w:val="en-GB"/>
+        </w:rPr>
+        <w:t xml:space="preserve"> доступ </w:t>
+      </w:r>
+      <w:proofErr w:type="spellStart"/>
+      <w:r>
+        <w:rPr>
+          <w:lang w:val="en-GB"/>
+        </w:rPr>
+        <w:t>логопеда</w:t>
+      </w:r>
+      <w:proofErr w:type="spellEnd"/>
+      <w:r>
+        <w:rPr>
+          <w:lang w:val="en-GB"/>
+        </w:rPr>
+        <w:t xml:space="preserve"> до </w:t>
+      </w:r>
+      <w:proofErr w:type="spellStart"/>
+      <w:r>
+        <w:rPr>
+          <w:lang w:val="en-GB"/>
+        </w:rPr>
+        <w:t>методичних</w:t>
+      </w:r>
+      <w:proofErr w:type="spellEnd"/>
+      <w:r>
+        <w:rPr>
+          <w:lang w:val="en-GB"/>
+        </w:rPr>
+        <w:t xml:space="preserve"> </w:t>
+      </w:r>
+      <w:proofErr w:type="spellStart"/>
+      <w:r>
+        <w:rPr>
+          <w:lang w:val="en-GB"/>
+        </w:rPr>
+        <w:t>матеріалів</w:t>
+      </w:r>
+      <w:proofErr w:type="spellEnd"/>
+      <w:r>
+        <w:rPr>
+          <w:lang w:val="en-GB"/>
+        </w:rPr>
+        <w:t xml:space="preserve"> і </w:t>
+      </w:r>
+      <w:proofErr w:type="spellStart"/>
+      <w:r>
+        <w:rPr>
+          <w:lang w:val="en-GB"/>
+        </w:rPr>
+        <w:t>планів</w:t>
+      </w:r>
+      <w:proofErr w:type="spellEnd"/>
+      <w:r>
+        <w:rPr>
+          <w:lang w:val="en-GB"/>
+        </w:rPr>
+        <w:t xml:space="preserve"> </w:t>
+      </w:r>
+      <w:proofErr w:type="spellStart"/>
+      <w:r>
+        <w:rPr>
+          <w:lang w:val="en-GB"/>
+        </w:rPr>
+        <w:t>занять</w:t>
+      </w:r>
+      <w:proofErr w:type="spellEnd"/>
+      <w:r>
+        <w:rPr>
+          <w:lang w:val="en-GB"/>
+        </w:rPr>
+        <w:t>.</w:t>
       </w:r>
     </w:p>
     <w:p>
@@ -1169,29 +3448,38 @@
           <w:lang w:val="en-GB"/>
         </w:rPr>
       </w:pPr>
-      <w:r>
-        <w:rPr>
-          <w:lang w:val="en-GB"/>
-        </w:rPr>
-        <w:t xml:space="preserve">Speech AI Service </w:t>
-      </w:r>
-      <w:r>
-        <w:rPr>
-          <w:lang w:val="en-GB"/>
-        </w:rPr>
-        <w:t>–</w:t>
-      </w:r>
-      <w:r>
-        <w:rPr>
-          <w:lang w:val="en-GB"/>
-        </w:rPr>
-        <w:t xml:space="preserve"> </w:t>
-      </w:r>
-      <w:r>
-        <w:rPr>
-          <w:lang w:val="en-GB"/>
-        </w:rPr>
-        <w:t>приймає аудіофайли від клієнта, аналізує їх і повертає оцінку правильності вимови.</w:t>
+      <w:proofErr w:type="spellStart"/>
+      <w:r>
+        <w:lastRenderedPageBreak/>
+        <w:t>Speech</w:t>
+      </w:r>
+      <w:proofErr w:type="spellEnd"/>
+      <w:r>
+        <w:t xml:space="preserve"> AI </w:t>
+      </w:r>
+      <w:proofErr w:type="spellStart"/>
+      <w:r>
+        <w:t>Service</w:t>
+      </w:r>
+      <w:proofErr w:type="spellEnd"/>
+      <w:r>
+        <w:t xml:space="preserve"> – отримує запит від </w:t>
+      </w:r>
+      <w:proofErr w:type="spellStart"/>
+      <w:r>
+        <w:t>Exercise</w:t>
+      </w:r>
+      <w:proofErr w:type="spellEnd"/>
+      <w:r>
+        <w:t xml:space="preserve"> </w:t>
+      </w:r>
+      <w:proofErr w:type="spellStart"/>
+      <w:r>
+        <w:t>Service</w:t>
+      </w:r>
+      <w:proofErr w:type="spellEnd"/>
+      <w:r>
+        <w:t>, проводить аналіз вимови, повертає результат у вигляді оцінки точності та рекомендацій. Не взаємодіє з клієнтом або базами даних напряму.</w:t>
       </w:r>
     </w:p>
     <w:p>
@@ -1209,35 +3497,44 @@
           <w:lang w:val="en-GB"/>
         </w:rPr>
       </w:pPr>
-      <w:r>
-        <w:rPr>
-          <w:lang w:val="en-GB"/>
-        </w:rPr>
-        <w:lastRenderedPageBreak/>
-        <w:t xml:space="preserve">Progress Service </w:t>
-      </w:r>
-      <w:r>
-        <w:rPr>
-          <w:lang w:val="en-GB"/>
-        </w:rPr>
-        <w:t>–</w:t>
-      </w:r>
-      <w:r>
-        <w:rPr>
-          <w:lang w:val="en-GB"/>
-        </w:rPr>
-        <w:t xml:space="preserve"> </w:t>
-      </w:r>
-      <w:r>
-        <w:rPr>
-          <w:lang w:val="en-GB"/>
-        </w:rPr>
-        <w:t>відповідає за збереження результатів занять та прогресу учнів</w:t>
-      </w:r>
-      <w:r>
-        <w:rPr>
-          <w:lang w:val="en-GB"/>
-        </w:rPr>
+      <w:proofErr w:type="spellStart"/>
+      <w:r>
+        <w:t>Progress</w:t>
+      </w:r>
+      <w:proofErr w:type="spellEnd"/>
+      <w:r>
+        <w:t xml:space="preserve"> </w:t>
+      </w:r>
+      <w:proofErr w:type="spellStart"/>
+      <w:r>
+        <w:t>Service</w:t>
+      </w:r>
+      <w:proofErr w:type="spellEnd"/>
+      <w:r>
+        <w:t xml:space="preserve"> – відповідає за збереження результатів аналізу після виконання вправ, отриманих від </w:t>
+      </w:r>
+      <w:proofErr w:type="spellStart"/>
+      <w:r>
+        <w:t>Exercise</w:t>
+      </w:r>
+      <w:proofErr w:type="spellEnd"/>
+      <w:r>
+        <w:t xml:space="preserve"> </w:t>
+      </w:r>
+      <w:proofErr w:type="spellStart"/>
+      <w:r>
+        <w:t>Service</w:t>
+      </w:r>
+      <w:proofErr w:type="spellEnd"/>
+      <w:r>
+        <w:t xml:space="preserve">, і надає логопеду або користувачу статистику та звіти через API </w:t>
+      </w:r>
+      <w:proofErr w:type="spellStart"/>
+      <w:r>
+        <w:t>Gateway</w:t>
+      </w:r>
+      <w:proofErr w:type="spellEnd"/>
+      <w:r>
         <w:t>.</w:t>
       </w:r>
     </w:p>
@@ -1262,11 +3559,229 @@
         </w:rPr>
         <w:t xml:space="preserve">API Gateway – </w:t>
       </w:r>
-      <w:r>
-        <w:rPr>
-          <w:lang w:val="en-GB"/>
-        </w:rPr>
-        <w:t>приймає всі зовнішні запити, виконує перевірку авторизації, маршрутизує їх до відповідних сервісів (User, Exercise, Speech AI або Progress) та повертає узгоджену відповідь клієнту.</w:t>
+      <w:proofErr w:type="spellStart"/>
+      <w:r>
+        <w:rPr>
+          <w:lang w:val="en-GB"/>
+        </w:rPr>
+        <w:t>приймає</w:t>
+      </w:r>
+      <w:proofErr w:type="spellEnd"/>
+      <w:r>
+        <w:rPr>
+          <w:lang w:val="en-GB"/>
+        </w:rPr>
+        <w:t xml:space="preserve"> </w:t>
+      </w:r>
+      <w:proofErr w:type="spellStart"/>
+      <w:r>
+        <w:rPr>
+          <w:lang w:val="en-GB"/>
+        </w:rPr>
+        <w:t>всі</w:t>
+      </w:r>
+      <w:proofErr w:type="spellEnd"/>
+      <w:r>
+        <w:rPr>
+          <w:lang w:val="en-GB"/>
+        </w:rPr>
+        <w:t xml:space="preserve"> </w:t>
+      </w:r>
+      <w:proofErr w:type="spellStart"/>
+      <w:r>
+        <w:rPr>
+          <w:lang w:val="en-GB"/>
+        </w:rPr>
+        <w:t>зовнішні</w:t>
+      </w:r>
+      <w:proofErr w:type="spellEnd"/>
+      <w:r>
+        <w:rPr>
+          <w:lang w:val="en-GB"/>
+        </w:rPr>
+        <w:t xml:space="preserve"> </w:t>
+      </w:r>
+      <w:proofErr w:type="spellStart"/>
+      <w:r>
+        <w:rPr>
+          <w:lang w:val="en-GB"/>
+        </w:rPr>
+        <w:t>запити</w:t>
+      </w:r>
+      <w:proofErr w:type="spellEnd"/>
+      <w:r>
+        <w:rPr>
+          <w:lang w:val="en-GB"/>
+        </w:rPr>
+        <w:t xml:space="preserve">, </w:t>
+      </w:r>
+      <w:proofErr w:type="spellStart"/>
+      <w:r>
+        <w:rPr>
+          <w:lang w:val="en-GB"/>
+        </w:rPr>
+        <w:t>виконує</w:t>
+      </w:r>
+      <w:proofErr w:type="spellEnd"/>
+      <w:r>
+        <w:rPr>
+          <w:lang w:val="en-GB"/>
+        </w:rPr>
+        <w:t xml:space="preserve"> </w:t>
+      </w:r>
+      <w:proofErr w:type="spellStart"/>
+      <w:r>
+        <w:rPr>
+          <w:lang w:val="en-GB"/>
+        </w:rPr>
+        <w:t>перевірку</w:t>
+      </w:r>
+      <w:proofErr w:type="spellEnd"/>
+      <w:r>
+        <w:rPr>
+          <w:lang w:val="en-GB"/>
+        </w:rPr>
+        <w:t xml:space="preserve"> </w:t>
+      </w:r>
+      <w:proofErr w:type="spellStart"/>
+      <w:r>
+        <w:rPr>
+          <w:lang w:val="en-GB"/>
+        </w:rPr>
+        <w:t>авторизації</w:t>
+      </w:r>
+      <w:proofErr w:type="spellEnd"/>
+      <w:r>
+        <w:rPr>
+          <w:lang w:val="en-GB"/>
+        </w:rPr>
+        <w:t xml:space="preserve">, </w:t>
+      </w:r>
+      <w:proofErr w:type="spellStart"/>
+      <w:r>
+        <w:rPr>
+          <w:lang w:val="en-GB"/>
+        </w:rPr>
+        <w:t>маршрутизує</w:t>
+      </w:r>
+      <w:proofErr w:type="spellEnd"/>
+      <w:r>
+        <w:rPr>
+          <w:lang w:val="en-GB"/>
+        </w:rPr>
+        <w:t xml:space="preserve"> </w:t>
+      </w:r>
+      <w:proofErr w:type="spellStart"/>
+      <w:r>
+        <w:rPr>
+          <w:lang w:val="en-GB"/>
+        </w:rPr>
+        <w:t>їх</w:t>
+      </w:r>
+      <w:proofErr w:type="spellEnd"/>
+      <w:r>
+        <w:rPr>
+          <w:lang w:val="en-GB"/>
+        </w:rPr>
+        <w:t xml:space="preserve"> до </w:t>
+      </w:r>
+      <w:proofErr w:type="spellStart"/>
+      <w:r>
+        <w:rPr>
+          <w:lang w:val="en-GB"/>
+        </w:rPr>
+        <w:t>відповідних</w:t>
+      </w:r>
+      <w:proofErr w:type="spellEnd"/>
+      <w:r>
+        <w:rPr>
+          <w:lang w:val="en-GB"/>
+        </w:rPr>
+        <w:t xml:space="preserve"> </w:t>
+      </w:r>
+      <w:proofErr w:type="spellStart"/>
+      <w:r>
+        <w:rPr>
+          <w:lang w:val="en-GB"/>
+        </w:rPr>
+        <w:t>сервісів</w:t>
+      </w:r>
+      <w:proofErr w:type="spellEnd"/>
+      <w:r>
+        <w:rPr>
+          <w:lang w:val="en-GB"/>
+        </w:rPr>
+        <w:t xml:space="preserve"> (User, Exercise, Speech AI </w:t>
+      </w:r>
+      <w:proofErr w:type="spellStart"/>
+      <w:r>
+        <w:rPr>
+          <w:lang w:val="en-GB"/>
+        </w:rPr>
+        <w:t>або</w:t>
+      </w:r>
+      <w:proofErr w:type="spellEnd"/>
+      <w:r>
+        <w:rPr>
+          <w:lang w:val="en-GB"/>
+        </w:rPr>
+        <w:t xml:space="preserve"> Progress) та </w:t>
+      </w:r>
+      <w:proofErr w:type="spellStart"/>
+      <w:r>
+        <w:rPr>
+          <w:lang w:val="en-GB"/>
+        </w:rPr>
+        <w:t>повертає</w:t>
+      </w:r>
+      <w:proofErr w:type="spellEnd"/>
+      <w:r>
+        <w:rPr>
+          <w:lang w:val="en-GB"/>
+        </w:rPr>
+        <w:t xml:space="preserve"> </w:t>
+      </w:r>
+      <w:proofErr w:type="spellStart"/>
+      <w:r>
+        <w:rPr>
+          <w:lang w:val="en-GB"/>
+        </w:rPr>
+        <w:t>узгоджену</w:t>
+      </w:r>
+      <w:proofErr w:type="spellEnd"/>
+      <w:r>
+        <w:rPr>
+          <w:lang w:val="en-GB"/>
+        </w:rPr>
+        <w:t xml:space="preserve"> </w:t>
+      </w:r>
+      <w:proofErr w:type="spellStart"/>
+      <w:r>
+        <w:rPr>
+          <w:lang w:val="en-GB"/>
+        </w:rPr>
+        <w:t>відповідь</w:t>
+      </w:r>
+      <w:proofErr w:type="spellEnd"/>
+      <w:r>
+        <w:rPr>
+          <w:lang w:val="en-GB"/>
+        </w:rPr>
+        <w:t xml:space="preserve"> </w:t>
+      </w:r>
+      <w:proofErr w:type="spellStart"/>
+      <w:r>
+        <w:rPr>
+          <w:lang w:val="en-GB"/>
+        </w:rPr>
+        <w:t>клієнту</w:t>
+      </w:r>
+      <w:proofErr w:type="spellEnd"/>
+      <w:r>
+        <w:rPr>
+          <w:lang w:val="en-GB"/>
+        </w:rPr>
+        <w:t>.</w:t>
       </w:r>
     </w:p>
     <w:p>
@@ -1284,17 +3799,77 @@
           <w:lang w:val="en-GB"/>
         </w:rPr>
       </w:pPr>
-      <w:r>
-        <w:rPr>
-          <w:lang w:val="en-GB"/>
-        </w:rPr>
-        <w:t xml:space="preserve">Database – </w:t>
-      </w:r>
-      <w:r>
-        <w:rPr>
-          <w:lang w:val="en-GB"/>
-        </w:rPr>
-        <w:t>єдина база даних, у якій зберігаються всі основні сутності системи.</w:t>
+      <w:proofErr w:type="spellStart"/>
+      <w:r>
+        <w:t>Database</w:t>
+      </w:r>
+      <w:proofErr w:type="spellEnd"/>
+      <w:r>
+        <w:t xml:space="preserve"> – набір окремих баз даних (</w:t>
+      </w:r>
+      <w:proofErr w:type="spellStart"/>
+      <w:r>
+        <w:t>UserDB</w:t>
+      </w:r>
+      <w:proofErr w:type="spellEnd"/>
+      <w:r>
+        <w:t xml:space="preserve">, </w:t>
+      </w:r>
+      <w:proofErr w:type="spellStart"/>
+      <w:r>
+        <w:t>ExerciseDB</w:t>
+      </w:r>
+      <w:proofErr w:type="spellEnd"/>
+      <w:r>
+        <w:t xml:space="preserve">, </w:t>
+      </w:r>
+      <w:proofErr w:type="spellStart"/>
+      <w:r>
+        <w:t>ProgressDB</w:t>
+      </w:r>
+      <w:proofErr w:type="spellEnd"/>
+      <w:r>
+        <w:t xml:space="preserve">), що відповідають за ізольоване зберігання даних у кожному </w:t>
+      </w:r>
+      <w:proofErr w:type="spellStart"/>
+      <w:r>
+        <w:t>мікросервісі</w:t>
+      </w:r>
+      <w:proofErr w:type="spellEnd"/>
+      <w:r>
+        <w:t xml:space="preserve">. </w:t>
+      </w:r>
+      <w:proofErr w:type="spellStart"/>
+      <w:r>
+        <w:t>Speech</w:t>
+      </w:r>
+      <w:proofErr w:type="spellEnd"/>
+      <w:r>
+        <w:t xml:space="preserve"> AI може використовувати зовнішнє сховище або інтеграцію з </w:t>
+      </w:r>
+      <w:proofErr w:type="spellStart"/>
+      <w:r>
+        <w:t>Azure</w:t>
+      </w:r>
+      <w:proofErr w:type="spellEnd"/>
+      <w:r>
+        <w:t xml:space="preserve"> / </w:t>
+      </w:r>
+      <w:proofErr w:type="spellStart"/>
+      <w:r>
+        <w:t>Google</w:t>
+      </w:r>
+      <w:proofErr w:type="spellEnd"/>
+      <w:r>
+        <w:t xml:space="preserve"> </w:t>
+      </w:r>
+      <w:proofErr w:type="spellStart"/>
+      <w:r>
+        <w:t>Speech</w:t>
+      </w:r>
+      <w:proofErr w:type="spellEnd"/>
+      <w:r>
+        <w:t xml:space="preserve"> API.</w:t>
       </w:r>
     </w:p>
     <w:p>
@@ -1373,19 +3948,169 @@
         <w:pStyle w:val="ParagraphText"/>
       </w:pPr>
       <w:r>
-        <w:rPr>
-          <w:lang w:val="en-GB"/>
-        </w:rPr>
-        <w:t xml:space="preserve">На діаграмі </w:t>
-      </w:r>
-      <w:r>
-        <w:t xml:space="preserve">компонентів (рис. 1) </w:t>
-      </w:r>
-      <w:r>
-        <w:rPr>
-          <w:lang w:val="en-GB"/>
-        </w:rPr>
-        <w:t>показано основні складові системи та взаємозв’язки між ними. Мобільний клієнт взаємодіє з API Gateway, який маршрутизує запити до окремих мікросервісів: User, Exercise, Speech AI та Progress. Усі сервіси працюють із єдиною базою даних, де зберігається інформація про користувачів, вправи та результати.</w:t>
+        <w:t>На діаграмі компонентів (рис. 1) показано основні частини системи та взаємозв’язки між ними.</w:t>
+      </w:r>
+      <w:r>
+        <w:rPr>
+          <w:lang w:val="en-US"/>
+        </w:rPr>
+        <w:t xml:space="preserve"> </w:t>
+      </w:r>
+      <w:proofErr w:type="spellStart"/>
+      <w:r>
+        <w:t>Mobile</w:t>
+      </w:r>
+      <w:proofErr w:type="spellEnd"/>
+      <w:r>
+        <w:t xml:space="preserve"> </w:t>
+      </w:r>
+      <w:proofErr w:type="spellStart"/>
+      <w:r>
+        <w:t>Client</w:t>
+      </w:r>
+      <w:proofErr w:type="spellEnd"/>
+      <w:r>
+        <w:t xml:space="preserve"> взаємодіє з API </w:t>
+      </w:r>
+      <w:proofErr w:type="spellStart"/>
+      <w:r>
+        <w:t>Gateway</w:t>
+      </w:r>
+      <w:proofErr w:type="spellEnd"/>
+      <w:r>
+        <w:t xml:space="preserve"> через REST API. </w:t>
+      </w:r>
+      <w:proofErr w:type="spellStart"/>
+      <w:r>
+        <w:t>Gateway</w:t>
+      </w:r>
+      <w:proofErr w:type="spellEnd"/>
+      <w:r>
+        <w:t xml:space="preserve"> </w:t>
+      </w:r>
+      <w:proofErr w:type="spellStart"/>
+      <w:r>
+        <w:t>маршрутизує</w:t>
+      </w:r>
+      <w:proofErr w:type="spellEnd"/>
+      <w:r>
+        <w:t xml:space="preserve"> запити до </w:t>
+      </w:r>
+      <w:proofErr w:type="spellStart"/>
+      <w:r>
+        <w:t>User</w:t>
+      </w:r>
+      <w:proofErr w:type="spellEnd"/>
+      <w:r>
+        <w:t xml:space="preserve"> </w:t>
+      </w:r>
+      <w:proofErr w:type="spellStart"/>
+      <w:r>
+        <w:t>Service</w:t>
+      </w:r>
+      <w:proofErr w:type="spellEnd"/>
+      <w:r>
+        <w:t xml:space="preserve">, </w:t>
+      </w:r>
+      <w:proofErr w:type="spellStart"/>
+      <w:r>
+        <w:t>Exercise</w:t>
+      </w:r>
+      <w:proofErr w:type="spellEnd"/>
+      <w:r>
+        <w:t xml:space="preserve"> </w:t>
+      </w:r>
+      <w:proofErr w:type="spellStart"/>
+      <w:r>
+        <w:t>Service</w:t>
+      </w:r>
+      <w:proofErr w:type="spellEnd"/>
+      <w:r>
+        <w:t xml:space="preserve"> та </w:t>
+      </w:r>
+      <w:proofErr w:type="spellStart"/>
+      <w:r>
+        <w:t>Progress</w:t>
+      </w:r>
+      <w:proofErr w:type="spellEnd"/>
+      <w:r>
+        <w:t xml:space="preserve"> </w:t>
+      </w:r>
+      <w:proofErr w:type="spellStart"/>
+      <w:r>
+        <w:t>Service</w:t>
+      </w:r>
+      <w:proofErr w:type="spellEnd"/>
+      <w:r>
+        <w:t>.</w:t>
+      </w:r>
+      <w:r>
+        <w:br/>
+      </w:r>
+      <w:proofErr w:type="spellStart"/>
+      <w:r>
+        <w:t>Exercise</w:t>
+      </w:r>
+      <w:proofErr w:type="spellEnd"/>
+      <w:r>
+        <w:t xml:space="preserve"> </w:t>
+      </w:r>
+      <w:proofErr w:type="spellStart"/>
+      <w:r>
+        <w:t>Service</w:t>
+      </w:r>
+      <w:proofErr w:type="spellEnd"/>
+      <w:r>
+        <w:t xml:space="preserve"> викликає </w:t>
+      </w:r>
+      <w:proofErr w:type="spellStart"/>
+      <w:r>
+        <w:t>Speech</w:t>
+      </w:r>
+      <w:proofErr w:type="spellEnd"/>
+      <w:r>
+        <w:t xml:space="preserve"> AI </w:t>
+      </w:r>
+      <w:proofErr w:type="spellStart"/>
+      <w:r>
+        <w:t>Service</w:t>
+      </w:r>
+      <w:proofErr w:type="spellEnd"/>
+      <w:r>
+        <w:t xml:space="preserve"> для аналізу аудіо й надсилає результати у </w:t>
+      </w:r>
+      <w:proofErr w:type="spellStart"/>
+      <w:r>
+        <w:t>Progress</w:t>
+      </w:r>
+      <w:proofErr w:type="spellEnd"/>
+      <w:r>
+        <w:t xml:space="preserve"> </w:t>
+      </w:r>
+      <w:proofErr w:type="spellStart"/>
+      <w:r>
+        <w:t>Service</w:t>
+      </w:r>
+      <w:proofErr w:type="spellEnd"/>
+      <w:r>
+        <w:t xml:space="preserve"> для збереження.</w:t>
+      </w:r>
+      <w:r>
+        <w:rPr>
+          <w:lang w:val="en-US"/>
+        </w:rPr>
+        <w:t xml:space="preserve"> </w:t>
+      </w:r>
+      <w:r>
+        <w:t xml:space="preserve">Кожен </w:t>
+      </w:r>
+      <w:proofErr w:type="spellStart"/>
+      <w:r>
+        <w:t>мікросервіс</w:t>
+      </w:r>
+      <w:proofErr w:type="spellEnd"/>
+      <w:r>
+        <w:t xml:space="preserve"> має власну базу даних, що забезпечує ізольованість і стабільність системи.</w:t>
       </w:r>
     </w:p>
     <w:p>
@@ -1404,10 +4129,10 @@
           <w:szCs w:val="28"/>
         </w:rPr>
         <w:drawing>
-          <wp:inline distT="0" distB="0" distL="0" distR="0" wp14:anchorId="2B313AB4" wp14:editId="1AA5D14D">
-            <wp:extent cx="4050323" cy="2489146"/>
-            <wp:effectExtent l="0" t="0" r="7620" b="6985"/>
-            <wp:docPr id="1" name="Рисунок 1"/>
+          <wp:inline distT="0" distB="0" distL="0" distR="0" wp14:anchorId="34412481" wp14:editId="3F25C2BA">
+            <wp:extent cx="4754880" cy="2789095"/>
+            <wp:effectExtent l="0" t="0" r="7620" b="0"/>
+            <wp:docPr id="4" name="Рисунок 4"/>
             <wp:cNvGraphicFramePr>
               <a:graphicFrameLocks xmlns:a="http://schemas.openxmlformats.org/drawingml/2006/main" noChangeAspect="1"/>
             </wp:cNvGraphicFramePr>
@@ -1436,7 +4161,7 @@
                   <pic:spPr bwMode="auto">
                     <a:xfrm>
                       <a:off x="0" y="0"/>
-                      <a:ext cx="4055692" cy="2492446"/>
+                      <a:ext cx="4758454" cy="2791191"/>
                     </a:xfrm>
                     <a:prstGeom prst="rect">
                       <a:avLst/>
@@ -1475,19 +4200,128 @@
         <w:pStyle w:val="ParagraphText"/>
       </w:pPr>
       <w:r>
-        <w:rPr>
-          <w:lang w:val="en-GB"/>
-        </w:rPr>
-        <w:t>Діаграма</w:t>
-      </w:r>
-      <w:r>
-        <w:t xml:space="preserve"> взаємодії (рис. 2)</w:t>
-      </w:r>
-      <w:r>
-        <w:rPr>
-          <w:lang w:val="en-GB"/>
-        </w:rPr>
-        <w:t xml:space="preserve"> відображає послідовність обміну даними під час виконання вправи. Учень авторизується в системі, отримує завдання, надсилає аудіо для аналізу, після чого сервіс розпізнавання мовлення оцінює правильність вимови, а Progress Service зберігає результат. Логопед має можливість переглядати статистику та звіти про прогрес учнів.</w:t>
+        <w:lastRenderedPageBreak/>
+        <w:t>Д</w:t>
+      </w:r>
+      <w:r>
+        <w:t>іаграма взаємодії відображає послідовність виконання вправи користувачем.</w:t>
+      </w:r>
+      <w:r>
+        <w:t xml:space="preserve"> </w:t>
+      </w:r>
+      <w:r>
+        <w:t xml:space="preserve">Після авторизації користувач отримує вправу, записує аудіо й надсилає його через API </w:t>
+      </w:r>
+      <w:proofErr w:type="spellStart"/>
+      <w:r>
+        <w:t>Gateway</w:t>
+      </w:r>
+      <w:proofErr w:type="spellEnd"/>
+      <w:r>
+        <w:t xml:space="preserve"> у </w:t>
+      </w:r>
+      <w:proofErr w:type="spellStart"/>
+      <w:r>
+        <w:t>Exercise</w:t>
+      </w:r>
+      <w:proofErr w:type="spellEnd"/>
+      <w:r>
+        <w:t xml:space="preserve"> </w:t>
+      </w:r>
+      <w:proofErr w:type="spellStart"/>
+      <w:r>
+        <w:t>Service</w:t>
+      </w:r>
+      <w:proofErr w:type="spellEnd"/>
+      <w:r>
+        <w:t>.</w:t>
+      </w:r>
+      <w:r>
+        <w:t xml:space="preserve"> </w:t>
+      </w:r>
+      <w:proofErr w:type="spellStart"/>
+      <w:r>
+        <w:t>Exercise</w:t>
+      </w:r>
+      <w:proofErr w:type="spellEnd"/>
+      <w:r>
+        <w:t xml:space="preserve"> </w:t>
+      </w:r>
+      <w:proofErr w:type="spellStart"/>
+      <w:r>
+        <w:t>Service</w:t>
+      </w:r>
+      <w:proofErr w:type="spellEnd"/>
+      <w:r>
+        <w:t xml:space="preserve"> передає аудіо в </w:t>
+      </w:r>
+      <w:proofErr w:type="spellStart"/>
+      <w:r>
+        <w:t>Speech</w:t>
+      </w:r>
+      <w:proofErr w:type="spellEnd"/>
+      <w:r>
+        <w:t xml:space="preserve"> AI </w:t>
+      </w:r>
+      <w:proofErr w:type="spellStart"/>
+      <w:r>
+        <w:t>Service</w:t>
+      </w:r>
+      <w:proofErr w:type="spellEnd"/>
+      <w:r>
+        <w:t xml:space="preserve"> для аналізу вимови.</w:t>
+      </w:r>
+      <w:r>
+        <w:t xml:space="preserve"> </w:t>
+      </w:r>
+      <w:r>
+        <w:t xml:space="preserve">Після отримання оцінки правильності </w:t>
+      </w:r>
+      <w:proofErr w:type="spellStart"/>
+      <w:r>
+        <w:t>Exercise</w:t>
+      </w:r>
+      <w:proofErr w:type="spellEnd"/>
+      <w:r>
+        <w:t xml:space="preserve"> </w:t>
+      </w:r>
+      <w:proofErr w:type="spellStart"/>
+      <w:r>
+        <w:t>Service</w:t>
+      </w:r>
+      <w:proofErr w:type="spellEnd"/>
+      <w:r>
+        <w:t xml:space="preserve"> зберігає результат у </w:t>
+      </w:r>
+      <w:proofErr w:type="spellStart"/>
+      <w:r>
+        <w:t>Progress</w:t>
+      </w:r>
+      <w:proofErr w:type="spellEnd"/>
+      <w:r>
+        <w:t xml:space="preserve"> </w:t>
+      </w:r>
+      <w:proofErr w:type="spellStart"/>
+      <w:r>
+        <w:t>Service</w:t>
+      </w:r>
+      <w:proofErr w:type="spellEnd"/>
+      <w:r>
+        <w:t xml:space="preserve"> та повертає оновлену статистику користувачу.</w:t>
+      </w:r>
+      <w:r>
+        <w:t xml:space="preserve"> </w:t>
+      </w:r>
+      <w:r>
+        <w:t xml:space="preserve">Логопед може переглядати прогрес і формувати звіти через ті самі сервіси, використовуючи API </w:t>
+      </w:r>
+      <w:proofErr w:type="spellStart"/>
+      <w:r>
+        <w:t>Gateway</w:t>
+      </w:r>
+      <w:proofErr w:type="spellEnd"/>
+      <w:r>
+        <w:t>.</w:t>
       </w:r>
     </w:p>
     <w:p>
@@ -1505,12 +4339,11 @@
           <w:sz w:val="28"/>
           <w:szCs w:val="28"/>
         </w:rPr>
-        <w:lastRenderedPageBreak/>
         <w:drawing>
-          <wp:inline distT="0" distB="0" distL="0" distR="0" wp14:anchorId="665B3C81" wp14:editId="552D1048">
-            <wp:extent cx="3716215" cy="3069314"/>
+          <wp:inline distT="0" distB="0" distL="0" distR="0" wp14:anchorId="1D6546C7" wp14:editId="0BF444EB">
+            <wp:extent cx="6120765" cy="5913120"/>
             <wp:effectExtent l="0" t="0" r="0" b="0"/>
-            <wp:docPr id="2" name="Рисунок 2"/>
+            <wp:docPr id="5" name="Рисунок 5"/>
             <wp:cNvGraphicFramePr>
               <a:graphicFrameLocks xmlns:a="http://schemas.openxmlformats.org/drawingml/2006/main" noChangeAspect="1"/>
             </wp:cNvGraphicFramePr>
@@ -1523,7 +4356,7 @@
                       <a:picLocks noChangeAspect="1" noChangeArrowheads="1"/>
                     </pic:cNvPicPr>
                   </pic:nvPicPr>
-                  <pic:blipFill>
+                  <pic:blipFill rotWithShape="1">
                     <a:blip r:embed="rId6" cstate="print">
                       <a:extLst>
                         <a:ext uri="{28A0092B-C50C-407E-A947-70E740481C1C}">
@@ -1531,15 +4364,13 @@
                         </a:ext>
                       </a:extLst>
                     </a:blip>
-                    <a:srcRect/>
-                    <a:stretch>
-                      <a:fillRect/>
-                    </a:stretch>
+                    <a:srcRect b="17557"/>
+                    <a:stretch/>
                   </pic:blipFill>
                   <pic:spPr bwMode="auto">
                     <a:xfrm>
                       <a:off x="0" y="0"/>
-                      <a:ext cx="3716966" cy="3069934"/>
+                      <a:ext cx="6120765" cy="5913120"/>
                     </a:xfrm>
                     <a:prstGeom prst="rect">
                       <a:avLst/>
@@ -1548,6 +4379,11 @@
                     <a:ln>
                       <a:noFill/>
                     </a:ln>
+                    <a:extLst>
+                      <a:ext uri="{53640926-AAD7-44D8-BBD7-CCE9431645EC}">
+                        <a14:shadowObscured xmlns:a14="http://schemas.microsoft.com/office/drawing/2010/main"/>
+                      </a:ext>
+                    </a:extLst>
                   </pic:spPr>
                 </pic:pic>
               </a:graphicData>
@@ -1578,13 +4414,205 @@
         <w:pStyle w:val="ParagraphText"/>
       </w:pPr>
       <w:r>
-        <w:t xml:space="preserve">На діаграмі </w:t>
-      </w:r>
-      <w:r>
-        <w:t xml:space="preserve">розгортання (рис. 3) </w:t>
-      </w:r>
-      <w:r>
-        <w:t>показано розміщення компонентів системи у середовищі виконання. Мобільний клієнт на React Native взаємодіє з серверною частиною, що включає API Gateway та набір мікросервісів на ASP.NET Core. Для аналізу вимови використовується окремий AI-сервіс, а дані зберігаються у спільній базі даних Supabase (PostgreSQL).</w:t>
+        <w:t>На діаграмі розгортання показано фізичну структуру системи.</w:t>
+      </w:r>
+      <w:r>
+        <w:br/>
+        <w:t xml:space="preserve">Усі серверні компоненти розгорнуті в середовищі </w:t>
+      </w:r>
+      <w:proofErr w:type="spellStart"/>
+      <w:r>
+        <w:t>Docker</w:t>
+      </w:r>
+      <w:proofErr w:type="spellEnd"/>
+      <w:r>
+        <w:t xml:space="preserve"> </w:t>
+      </w:r>
+      <w:proofErr w:type="spellStart"/>
+      <w:r>
+        <w:t>Compose</w:t>
+      </w:r>
+      <w:proofErr w:type="spellEnd"/>
+      <w:r>
+        <w:t xml:space="preserve">: API </w:t>
+      </w:r>
+      <w:proofErr w:type="spellStart"/>
+      <w:r>
+        <w:t>Gateway</w:t>
+      </w:r>
+      <w:proofErr w:type="spellEnd"/>
+      <w:r>
+        <w:t xml:space="preserve">, </w:t>
+      </w:r>
+      <w:proofErr w:type="spellStart"/>
+      <w:r>
+        <w:t>User</w:t>
+      </w:r>
+      <w:proofErr w:type="spellEnd"/>
+      <w:r>
+        <w:t xml:space="preserve"> </w:t>
+      </w:r>
+      <w:proofErr w:type="spellStart"/>
+      <w:r>
+        <w:t>Service</w:t>
+      </w:r>
+      <w:proofErr w:type="spellEnd"/>
+      <w:r>
+        <w:t xml:space="preserve">, </w:t>
+      </w:r>
+      <w:proofErr w:type="spellStart"/>
+      <w:r>
+        <w:t>Exercise</w:t>
+      </w:r>
+      <w:proofErr w:type="spellEnd"/>
+      <w:r>
+        <w:t xml:space="preserve"> </w:t>
+      </w:r>
+      <w:proofErr w:type="spellStart"/>
+      <w:r>
+        <w:t>Service</w:t>
+      </w:r>
+      <w:proofErr w:type="spellEnd"/>
+      <w:r>
+        <w:t xml:space="preserve"> та </w:t>
+      </w:r>
+      <w:proofErr w:type="spellStart"/>
+      <w:r>
+        <w:t>Progress</w:t>
+      </w:r>
+      <w:proofErr w:type="spellEnd"/>
+      <w:r>
+        <w:t xml:space="preserve"> </w:t>
+      </w:r>
+      <w:proofErr w:type="spellStart"/>
+      <w:r>
+        <w:t>Service</w:t>
+      </w:r>
+      <w:proofErr w:type="spellEnd"/>
+      <w:r>
+        <w:t xml:space="preserve"> — кожен має власну базу даних.</w:t>
+      </w:r>
+      <w:r>
+        <w:br/>
+      </w:r>
+      <w:proofErr w:type="spellStart"/>
+      <w:r>
+        <w:t>Speech</w:t>
+      </w:r>
+      <w:proofErr w:type="spellEnd"/>
+      <w:r>
+        <w:t xml:space="preserve"> AI </w:t>
+      </w:r>
+      <w:proofErr w:type="spellStart"/>
+      <w:r>
+        <w:t>Service</w:t>
+      </w:r>
+      <w:proofErr w:type="spellEnd"/>
+      <w:r>
+        <w:t xml:space="preserve"> представлений як зовнішній API (</w:t>
+      </w:r>
+      <w:proofErr w:type="spellStart"/>
+      <w:r>
+        <w:t>Azure</w:t>
+      </w:r>
+      <w:proofErr w:type="spellEnd"/>
+      <w:r>
+        <w:t xml:space="preserve"> / </w:t>
+      </w:r>
+      <w:proofErr w:type="spellStart"/>
+      <w:r>
+        <w:t>Google</w:t>
+      </w:r>
+      <w:proofErr w:type="spellEnd"/>
+      <w:r>
+        <w:t xml:space="preserve"> </w:t>
+      </w:r>
+      <w:proofErr w:type="spellStart"/>
+      <w:r>
+        <w:t>Speech</w:t>
+      </w:r>
+      <w:proofErr w:type="spellEnd"/>
+      <w:r>
+        <w:t xml:space="preserve">), який </w:t>
+      </w:r>
+      <w:r>
+        <w:lastRenderedPageBreak/>
+        <w:t xml:space="preserve">викликається з </w:t>
+      </w:r>
+      <w:proofErr w:type="spellStart"/>
+      <w:r>
+        <w:t>Exercise</w:t>
+      </w:r>
+      <w:proofErr w:type="spellEnd"/>
+      <w:r>
+        <w:t xml:space="preserve"> </w:t>
+      </w:r>
+      <w:proofErr w:type="spellStart"/>
+      <w:r>
+        <w:t>Service</w:t>
+      </w:r>
+      <w:proofErr w:type="spellEnd"/>
+      <w:r>
+        <w:t xml:space="preserve"> для аналізу вимови.</w:t>
+      </w:r>
+      <w:r>
+        <w:br/>
+      </w:r>
+      <w:proofErr w:type="spellStart"/>
+      <w:r>
+        <w:t>Mobile</w:t>
+      </w:r>
+      <w:proofErr w:type="spellEnd"/>
+      <w:r>
+        <w:t xml:space="preserve"> </w:t>
+      </w:r>
+      <w:proofErr w:type="spellStart"/>
+      <w:r>
+        <w:t>Client</w:t>
+      </w:r>
+      <w:proofErr w:type="spellEnd"/>
+      <w:r>
+        <w:t xml:space="preserve"> (</w:t>
+      </w:r>
+      <w:proofErr w:type="spellStart"/>
+      <w:r>
+        <w:t>React</w:t>
+      </w:r>
+      <w:proofErr w:type="spellEnd"/>
+      <w:r>
+        <w:t xml:space="preserve"> </w:t>
+      </w:r>
+      <w:proofErr w:type="spellStart"/>
+      <w:r>
+        <w:t>Native</w:t>
+      </w:r>
+      <w:proofErr w:type="spellEnd"/>
+      <w:r>
+        <w:t xml:space="preserve">) взаємодіє з API </w:t>
+      </w:r>
+      <w:proofErr w:type="spellStart"/>
+      <w:r>
+        <w:t>Gateway</w:t>
+      </w:r>
+      <w:proofErr w:type="spellEnd"/>
+      <w:r>
+        <w:t xml:space="preserve"> через REST API, а </w:t>
+      </w:r>
+      <w:proofErr w:type="spellStart"/>
+      <w:r>
+        <w:t>Gateway</w:t>
+      </w:r>
+      <w:proofErr w:type="spellEnd"/>
+      <w:r>
+        <w:t xml:space="preserve"> </w:t>
+      </w:r>
+      <w:proofErr w:type="spellStart"/>
+      <w:r>
+        <w:t>маршрутизує</w:t>
+      </w:r>
+      <w:proofErr w:type="spellEnd"/>
+      <w:r>
+        <w:t xml:space="preserve"> запити до відповідних сервісів.</w:t>
       </w:r>
     </w:p>
     <w:p>
@@ -1603,10 +4631,10 @@
           <w:szCs w:val="28"/>
         </w:rPr>
         <w:drawing>
-          <wp:inline distT="0" distB="0" distL="0" distR="0" wp14:anchorId="3CD677D1" wp14:editId="0ABF68B7">
-            <wp:extent cx="5486400" cy="3523219"/>
-            <wp:effectExtent l="0" t="0" r="0" b="1270"/>
-            <wp:docPr id="3" name="Рисунок 3"/>
+          <wp:inline distT="0" distB="0" distL="0" distR="0" wp14:anchorId="3624FA58" wp14:editId="4EFE4639">
+            <wp:extent cx="5006340" cy="3216544"/>
+            <wp:effectExtent l="0" t="0" r="3810" b="3175"/>
+            <wp:docPr id="6" name="Рисунок 6"/>
             <wp:cNvGraphicFramePr>
               <a:graphicFrameLocks xmlns:a="http://schemas.openxmlformats.org/drawingml/2006/main" noChangeAspect="1"/>
             </wp:cNvGraphicFramePr>
@@ -1635,7 +4663,7 @@
                   <pic:spPr bwMode="auto">
                     <a:xfrm>
                       <a:off x="0" y="0"/>
-                      <a:ext cx="5486772" cy="3523458"/>
+                      <a:ext cx="5007212" cy="3217104"/>
                     </a:xfrm>
                     <a:prstGeom prst="rect">
                       <a:avLst/>
@@ -1694,14 +4722,88 @@
         </w:rPr>
         <w:t xml:space="preserve">5. </w:t>
       </w:r>
+      <w:proofErr w:type="spellStart"/>
       <w:r>
         <w:rPr>
           <w:b/>
           <w:bCs/>
           <w:lang w:val="en-GB"/>
         </w:rPr>
-        <w:t>Обґрунтувати вибір архітектури й шаблонів проєктування</w:t>
-      </w:r>
+        <w:t>Обґрунтувати</w:t>
+      </w:r>
+      <w:proofErr w:type="spellEnd"/>
+      <w:r>
+        <w:rPr>
+          <w:b/>
+          <w:bCs/>
+          <w:lang w:val="en-GB"/>
+        </w:rPr>
+        <w:t xml:space="preserve"> </w:t>
+      </w:r>
+      <w:proofErr w:type="spellStart"/>
+      <w:r>
+        <w:rPr>
+          <w:b/>
+          <w:bCs/>
+          <w:lang w:val="en-GB"/>
+        </w:rPr>
+        <w:t>вибір</w:t>
+      </w:r>
+      <w:proofErr w:type="spellEnd"/>
+      <w:r>
+        <w:rPr>
+          <w:b/>
+          <w:bCs/>
+          <w:lang w:val="en-GB"/>
+        </w:rPr>
+        <w:t xml:space="preserve"> </w:t>
+      </w:r>
+      <w:proofErr w:type="spellStart"/>
+      <w:r>
+        <w:rPr>
+          <w:b/>
+          <w:bCs/>
+          <w:lang w:val="en-GB"/>
+        </w:rPr>
+        <w:t>архітектури</w:t>
+      </w:r>
+      <w:proofErr w:type="spellEnd"/>
+      <w:r>
+        <w:rPr>
+          <w:b/>
+          <w:bCs/>
+          <w:lang w:val="en-GB"/>
+        </w:rPr>
+        <w:t xml:space="preserve"> й </w:t>
+      </w:r>
+      <w:proofErr w:type="spellStart"/>
+      <w:r>
+        <w:rPr>
+          <w:b/>
+          <w:bCs/>
+          <w:lang w:val="en-GB"/>
+        </w:rPr>
+        <w:t>шаблонів</w:t>
+      </w:r>
+      <w:proofErr w:type="spellEnd"/>
+      <w:r>
+        <w:rPr>
+          <w:b/>
+          <w:bCs/>
+          <w:lang w:val="en-GB"/>
+        </w:rPr>
+        <w:t xml:space="preserve"> </w:t>
+      </w:r>
+      <w:proofErr w:type="spellStart"/>
+      <w:r>
+        <w:rPr>
+          <w:b/>
+          <w:bCs/>
+          <w:lang w:val="en-GB"/>
+        </w:rPr>
+        <w:t>проєктування</w:t>
+      </w:r>
+      <w:proofErr w:type="spellEnd"/>
     </w:p>
     <w:p>
       <w:pPr>
@@ -1719,8 +4821,23 @@
           <w:sz w:val="28"/>
           <w:szCs w:val="28"/>
         </w:rPr>
-        <w:lastRenderedPageBreak/>
-        <w:t>Обрана мікросервісна архітектура забезпечує гнучкість, модульність і простоту масштабування. Кожен сервіс виконує одну бізнес-функцію, що полегшує оновлення та подальший розвиток системи.</w:t>
+        <w:t xml:space="preserve">Обрана </w:t>
+      </w:r>
+      <w:proofErr w:type="spellStart"/>
+      <w:r>
+        <w:rPr>
+          <w:sz w:val="28"/>
+          <w:szCs w:val="28"/>
+        </w:rPr>
+        <w:t>мікросервісна</w:t>
+      </w:r>
+      <w:proofErr w:type="spellEnd"/>
+      <w:r>
+        <w:rPr>
+          <w:sz w:val="28"/>
+          <w:szCs w:val="28"/>
+        </w:rPr>
+        <w:t xml:space="preserve"> архітектура забезпечує гнучкість, модульність і простоту масштабування. Кожен сервіс виконує одну бізнес-функцію, що полегшує оновлення та подальший розвиток системи.</w:t>
       </w:r>
     </w:p>
     <w:p>
@@ -1739,7 +4856,23 @@
           <w:sz w:val="28"/>
           <w:szCs w:val="28"/>
         </w:rPr>
-        <w:t>Основними шаблонами проєктування виступають:</w:t>
+        <w:t xml:space="preserve">Основними шаблонами </w:t>
+      </w:r>
+      <w:proofErr w:type="spellStart"/>
+      <w:r>
+        <w:rPr>
+          <w:sz w:val="28"/>
+          <w:szCs w:val="28"/>
+        </w:rPr>
+        <w:t>проєктування</w:t>
+      </w:r>
+      <w:proofErr w:type="spellEnd"/>
+      <w:r>
+        <w:rPr>
+          <w:sz w:val="28"/>
+          <w:szCs w:val="28"/>
+        </w:rPr>
+        <w:t xml:space="preserve"> виступають:</w:t>
       </w:r>
     </w:p>
     <w:p>
@@ -1762,6 +4895,7 @@
           <w:lang w:val="uk-UA"/>
         </w:rPr>
       </w:pPr>
+      <w:proofErr w:type="spellStart"/>
       <w:r>
         <w:rPr>
           <w:rFonts w:ascii="Times New Roman" w:hAnsi="Times New Roman"/>
@@ -1771,7 +4905,19 @@
           <w:szCs w:val="28"/>
           <w:lang w:val="uk-UA"/>
         </w:rPr>
-        <w:t xml:space="preserve">Repository – для розділення бізнес-логіки </w:t>
+        <w:t>Repository</w:t>
+      </w:r>
+      <w:proofErr w:type="spellEnd"/>
+      <w:r>
+        <w:rPr>
+          <w:rFonts w:ascii="Times New Roman" w:hAnsi="Times New Roman"/>
+          <w:iCs/>
+          <w:color w:val="000000"/>
+          <w:sz w:val="28"/>
+          <w:szCs w:val="28"/>
+          <w:lang w:val="uk-UA"/>
+        </w:rPr>
+        <w:t xml:space="preserve"> – для розділення бізнес-логіки </w:t>
       </w:r>
       <w:r>
         <w:rPr>
@@ -1827,6 +4973,7 @@
           <w:lang w:val="uk-UA"/>
         </w:rPr>
       </w:pPr>
+      <w:proofErr w:type="spellStart"/>
       <w:r>
         <w:rPr>
           <w:rFonts w:ascii="Times New Roman" w:hAnsi="Times New Roman"/>
@@ -1836,7 +4983,67 @@
           <w:szCs w:val="28"/>
           <w:lang w:val="uk-UA"/>
         </w:rPr>
-        <w:t xml:space="preserve">Dependency Injection – для зручного керування залежностями </w:t>
+        <w:t>Dependency</w:t>
+      </w:r>
+      <w:proofErr w:type="spellEnd"/>
+      <w:r>
+        <w:rPr>
+          <w:rFonts w:ascii="Times New Roman" w:hAnsi="Times New Roman"/>
+          <w:iCs/>
+          <w:color w:val="000000"/>
+          <w:sz w:val="28"/>
+          <w:szCs w:val="28"/>
+          <w:lang w:val="uk-UA"/>
+        </w:rPr>
+        <w:t xml:space="preserve"> </w:t>
+      </w:r>
+      <w:proofErr w:type="spellStart"/>
+      <w:r>
+        <w:rPr>
+          <w:rFonts w:ascii="Times New Roman" w:hAnsi="Times New Roman"/>
+          <w:iCs/>
+          <w:color w:val="000000"/>
+          <w:sz w:val="28"/>
+          <w:szCs w:val="28"/>
+          <w:lang w:val="uk-UA"/>
+        </w:rPr>
+        <w:t>Injection</w:t>
+      </w:r>
+      <w:proofErr w:type="spellEnd"/>
+      <w:r>
+        <w:rPr>
+          <w:rFonts w:ascii="Times New Roman" w:hAnsi="Times New Roman"/>
+          <w:iCs/>
+          <w:color w:val="000000"/>
+          <w:sz w:val="28"/>
+          <w:szCs w:val="28"/>
+          <w:lang w:val="uk-UA"/>
+        </w:rPr>
+        <w:t xml:space="preserve"> – для зручного керування </w:t>
+      </w:r>
+      <w:proofErr w:type="spellStart"/>
+      <w:r>
+        <w:rPr>
+          <w:rFonts w:ascii="Times New Roman" w:hAnsi="Times New Roman"/>
+          <w:iCs/>
+          <w:color w:val="000000"/>
+          <w:sz w:val="28"/>
+          <w:szCs w:val="28"/>
+          <w:lang w:val="uk-UA"/>
+        </w:rPr>
+        <w:t>залежностями</w:t>
+      </w:r>
+      <w:proofErr w:type="spellEnd"/>
+      <w:r>
+        <w:rPr>
+          <w:rFonts w:ascii="Times New Roman" w:hAnsi="Times New Roman"/>
+          <w:iCs/>
+          <w:color w:val="000000"/>
+          <w:sz w:val="28"/>
+          <w:szCs w:val="28"/>
+          <w:lang w:val="uk-UA"/>
+        </w:rPr>
+        <w:t xml:space="preserve"> </w:t>
       </w:r>
       <w:r>
         <w:rPr>
@@ -1912,8 +5119,9 @@
           <w:szCs w:val="28"/>
           <w:lang w:val="uk-UA"/>
         </w:rPr>
-        <w:t>API Gateway</w:t>
-      </w:r>
+        <w:t xml:space="preserve">API </w:t>
+      </w:r>
+      <w:proofErr w:type="spellStart"/>
       <w:r>
         <w:rPr>
           <w:rFonts w:ascii="Times New Roman" w:hAnsi="Times New Roman"/>
@@ -1923,6 +5131,18 @@
           <w:szCs w:val="28"/>
           <w:lang w:val="uk-UA"/>
         </w:rPr>
+        <w:t>Gateway</w:t>
+      </w:r>
+      <w:proofErr w:type="spellEnd"/>
+      <w:r>
+        <w:rPr>
+          <w:rFonts w:ascii="Times New Roman" w:hAnsi="Times New Roman"/>
+          <w:iCs/>
+          <w:color w:val="000000"/>
+          <w:sz w:val="28"/>
+          <w:szCs w:val="28"/>
+          <w:lang w:val="uk-UA"/>
+        </w:rPr>
         <w:t xml:space="preserve"> </w:t>
       </w:r>
       <w:r>
@@ -1947,17 +5167,187 @@
         </w:rPr>
         <w:t xml:space="preserve"> – </w:t>
       </w:r>
-      <w:r>
-        <w:rPr>
-          <w:rFonts w:ascii="Times New Roman" w:hAnsi="Times New Roman"/>
-          <w:iCs/>
-          <w:color w:val="000000"/>
-          <w:sz w:val="28"/>
-          <w:szCs w:val="28"/>
-          <w:lang w:val="en-GB"/>
-        </w:rPr>
-        <w:t>для централізованої маршрутизації запитів і захищеного доступу до внутрішніх сервісів</w:t>
-      </w:r>
+      <w:proofErr w:type="spellStart"/>
+      <w:r>
+        <w:rPr>
+          <w:rFonts w:ascii="Times New Roman" w:hAnsi="Times New Roman"/>
+          <w:iCs/>
+          <w:color w:val="000000"/>
+          <w:sz w:val="28"/>
+          <w:szCs w:val="28"/>
+          <w:lang w:val="en-GB"/>
+        </w:rPr>
+        <w:t>для</w:t>
+      </w:r>
+      <w:proofErr w:type="spellEnd"/>
+      <w:r>
+        <w:rPr>
+          <w:rFonts w:ascii="Times New Roman" w:hAnsi="Times New Roman"/>
+          <w:iCs/>
+          <w:color w:val="000000"/>
+          <w:sz w:val="28"/>
+          <w:szCs w:val="28"/>
+          <w:lang w:val="en-GB"/>
+        </w:rPr>
+        <w:t xml:space="preserve"> </w:t>
+      </w:r>
+      <w:proofErr w:type="spellStart"/>
+      <w:r>
+        <w:rPr>
+          <w:rFonts w:ascii="Times New Roman" w:hAnsi="Times New Roman"/>
+          <w:iCs/>
+          <w:color w:val="000000"/>
+          <w:sz w:val="28"/>
+          <w:szCs w:val="28"/>
+          <w:lang w:val="en-GB"/>
+        </w:rPr>
+        <w:t>централізованої</w:t>
+      </w:r>
+      <w:proofErr w:type="spellEnd"/>
+      <w:r>
+        <w:rPr>
+          <w:rFonts w:ascii="Times New Roman" w:hAnsi="Times New Roman"/>
+          <w:iCs/>
+          <w:color w:val="000000"/>
+          <w:sz w:val="28"/>
+          <w:szCs w:val="28"/>
+          <w:lang w:val="en-GB"/>
+        </w:rPr>
+        <w:t xml:space="preserve"> </w:t>
+      </w:r>
+      <w:proofErr w:type="spellStart"/>
+      <w:r>
+        <w:rPr>
+          <w:rFonts w:ascii="Times New Roman" w:hAnsi="Times New Roman"/>
+          <w:iCs/>
+          <w:color w:val="000000"/>
+          <w:sz w:val="28"/>
+          <w:szCs w:val="28"/>
+          <w:lang w:val="en-GB"/>
+        </w:rPr>
+        <w:t>маршрутизації</w:t>
+      </w:r>
+      <w:proofErr w:type="spellEnd"/>
+      <w:r>
+        <w:rPr>
+          <w:rFonts w:ascii="Times New Roman" w:hAnsi="Times New Roman"/>
+          <w:iCs/>
+          <w:color w:val="000000"/>
+          <w:sz w:val="28"/>
+          <w:szCs w:val="28"/>
+          <w:lang w:val="en-GB"/>
+        </w:rPr>
+        <w:t xml:space="preserve"> </w:t>
+      </w:r>
+      <w:proofErr w:type="spellStart"/>
+      <w:r>
+        <w:rPr>
+          <w:rFonts w:ascii="Times New Roman" w:hAnsi="Times New Roman"/>
+          <w:iCs/>
+          <w:color w:val="000000"/>
+          <w:sz w:val="28"/>
+          <w:szCs w:val="28"/>
+          <w:lang w:val="en-GB"/>
+        </w:rPr>
+        <w:t>запитів</w:t>
+      </w:r>
+      <w:proofErr w:type="spellEnd"/>
+      <w:r>
+        <w:rPr>
+          <w:rFonts w:ascii="Times New Roman" w:hAnsi="Times New Roman"/>
+          <w:iCs/>
+          <w:color w:val="000000"/>
+          <w:sz w:val="28"/>
+          <w:szCs w:val="28"/>
+          <w:lang w:val="en-GB"/>
+        </w:rPr>
+        <w:t xml:space="preserve"> і </w:t>
+      </w:r>
+      <w:proofErr w:type="spellStart"/>
+      <w:r>
+        <w:rPr>
+          <w:rFonts w:ascii="Times New Roman" w:hAnsi="Times New Roman"/>
+          <w:iCs/>
+          <w:color w:val="000000"/>
+          <w:sz w:val="28"/>
+          <w:szCs w:val="28"/>
+          <w:lang w:val="en-GB"/>
+        </w:rPr>
+        <w:t>захищеного</w:t>
+      </w:r>
+      <w:proofErr w:type="spellEnd"/>
+      <w:r>
+        <w:rPr>
+          <w:rFonts w:ascii="Times New Roman" w:hAnsi="Times New Roman"/>
+          <w:iCs/>
+          <w:color w:val="000000"/>
+          <w:sz w:val="28"/>
+          <w:szCs w:val="28"/>
+          <w:lang w:val="en-GB"/>
+        </w:rPr>
+        <w:t xml:space="preserve"> </w:t>
+      </w:r>
+      <w:proofErr w:type="spellStart"/>
+      <w:r>
+        <w:rPr>
+          <w:rFonts w:ascii="Times New Roman" w:hAnsi="Times New Roman"/>
+          <w:iCs/>
+          <w:color w:val="000000"/>
+          <w:sz w:val="28"/>
+          <w:szCs w:val="28"/>
+          <w:lang w:val="en-GB"/>
+        </w:rPr>
+        <w:t>доступу</w:t>
+      </w:r>
+      <w:proofErr w:type="spellEnd"/>
+      <w:r>
+        <w:rPr>
+          <w:rFonts w:ascii="Times New Roman" w:hAnsi="Times New Roman"/>
+          <w:iCs/>
+          <w:color w:val="000000"/>
+          <w:sz w:val="28"/>
+          <w:szCs w:val="28"/>
+          <w:lang w:val="en-GB"/>
+        </w:rPr>
+        <w:t xml:space="preserve"> до </w:t>
+      </w:r>
+      <w:proofErr w:type="spellStart"/>
+      <w:r>
+        <w:rPr>
+          <w:rFonts w:ascii="Times New Roman" w:hAnsi="Times New Roman"/>
+          <w:iCs/>
+          <w:color w:val="000000"/>
+          <w:sz w:val="28"/>
+          <w:szCs w:val="28"/>
+          <w:lang w:val="en-GB"/>
+        </w:rPr>
+        <w:t>внутрішніх</w:t>
+      </w:r>
+      <w:proofErr w:type="spellEnd"/>
+      <w:r>
+        <w:rPr>
+          <w:rFonts w:ascii="Times New Roman" w:hAnsi="Times New Roman"/>
+          <w:iCs/>
+          <w:color w:val="000000"/>
+          <w:sz w:val="28"/>
+          <w:szCs w:val="28"/>
+          <w:lang w:val="en-GB"/>
+        </w:rPr>
+        <w:t xml:space="preserve"> </w:t>
+      </w:r>
+      <w:proofErr w:type="spellStart"/>
+      <w:r>
+        <w:rPr>
+          <w:rFonts w:ascii="Times New Roman" w:hAnsi="Times New Roman"/>
+          <w:iCs/>
+          <w:color w:val="000000"/>
+          <w:sz w:val="28"/>
+          <w:szCs w:val="28"/>
+          <w:lang w:val="en-GB"/>
+        </w:rPr>
+        <w:t>сервісів</w:t>
+      </w:r>
+      <w:proofErr w:type="spellEnd"/>
       <w:r>
         <w:rPr>
           <w:rFonts w:ascii="Times New Roman" w:hAnsi="Times New Roman"/>
@@ -2031,7 +5421,151 @@
           <w:szCs w:val="28"/>
           <w:lang w:val="en-GB"/>
         </w:rPr>
-        <w:t xml:space="preserve"> для взаємодії з зовнішнім сервісом розпізнавання мовлення.</w:t>
+        <w:t xml:space="preserve"> </w:t>
+      </w:r>
+      <w:proofErr w:type="spellStart"/>
+      <w:r>
+        <w:rPr>
+          <w:rFonts w:ascii="Times New Roman" w:hAnsi="Times New Roman"/>
+          <w:iCs/>
+          <w:color w:val="000000"/>
+          <w:sz w:val="28"/>
+          <w:szCs w:val="28"/>
+          <w:lang w:val="en-GB"/>
+        </w:rPr>
+        <w:t>для</w:t>
+      </w:r>
+      <w:proofErr w:type="spellEnd"/>
+      <w:r>
+        <w:rPr>
+          <w:rFonts w:ascii="Times New Roman" w:hAnsi="Times New Roman"/>
+          <w:iCs/>
+          <w:color w:val="000000"/>
+          <w:sz w:val="28"/>
+          <w:szCs w:val="28"/>
+          <w:lang w:val="en-GB"/>
+        </w:rPr>
+        <w:t xml:space="preserve"> </w:t>
+      </w:r>
+      <w:proofErr w:type="spellStart"/>
+      <w:r>
+        <w:rPr>
+          <w:rFonts w:ascii="Times New Roman" w:hAnsi="Times New Roman"/>
+          <w:iCs/>
+          <w:color w:val="000000"/>
+          <w:sz w:val="28"/>
+          <w:szCs w:val="28"/>
+          <w:lang w:val="en-GB"/>
+        </w:rPr>
+        <w:t>взаємодії</w:t>
+      </w:r>
+      <w:proofErr w:type="spellEnd"/>
+      <w:r>
+        <w:rPr>
+          <w:rFonts w:ascii="Times New Roman" w:hAnsi="Times New Roman"/>
+          <w:iCs/>
+          <w:color w:val="000000"/>
+          <w:sz w:val="28"/>
+          <w:szCs w:val="28"/>
+          <w:lang w:val="en-GB"/>
+        </w:rPr>
+        <w:t xml:space="preserve"> з </w:t>
+      </w:r>
+      <w:proofErr w:type="spellStart"/>
+      <w:r>
+        <w:rPr>
+          <w:rFonts w:ascii="Times New Roman" w:hAnsi="Times New Roman"/>
+          <w:iCs/>
+          <w:color w:val="000000"/>
+          <w:sz w:val="28"/>
+          <w:szCs w:val="28"/>
+          <w:lang w:val="en-GB"/>
+        </w:rPr>
+        <w:t>зовнішнім</w:t>
+      </w:r>
+      <w:proofErr w:type="spellEnd"/>
+      <w:r>
+        <w:rPr>
+          <w:rFonts w:ascii="Times New Roman" w:hAnsi="Times New Roman"/>
+          <w:iCs/>
+          <w:color w:val="000000"/>
+          <w:sz w:val="28"/>
+          <w:szCs w:val="28"/>
+          <w:lang w:val="en-GB"/>
+        </w:rPr>
+        <w:t xml:space="preserve"> </w:t>
+      </w:r>
+      <w:proofErr w:type="spellStart"/>
+      <w:r>
+        <w:rPr>
+          <w:rFonts w:ascii="Times New Roman" w:hAnsi="Times New Roman"/>
+          <w:iCs/>
+          <w:color w:val="000000"/>
+          <w:sz w:val="28"/>
+          <w:szCs w:val="28"/>
+          <w:lang w:val="en-GB"/>
+        </w:rPr>
+        <w:t>сервісом</w:t>
+      </w:r>
+      <w:proofErr w:type="spellEnd"/>
+      <w:r>
+        <w:rPr>
+          <w:rFonts w:ascii="Times New Roman" w:hAnsi="Times New Roman"/>
+          <w:iCs/>
+          <w:color w:val="000000"/>
+          <w:sz w:val="28"/>
+          <w:szCs w:val="28"/>
+          <w:lang w:val="en-GB"/>
+        </w:rPr>
+        <w:t xml:space="preserve"> </w:t>
+      </w:r>
+      <w:proofErr w:type="spellStart"/>
+      <w:r>
+        <w:rPr>
+          <w:rFonts w:ascii="Times New Roman" w:hAnsi="Times New Roman"/>
+          <w:iCs/>
+          <w:color w:val="000000"/>
+          <w:sz w:val="28"/>
+          <w:szCs w:val="28"/>
+          <w:lang w:val="en-GB"/>
+        </w:rPr>
+        <w:t>розпізнавання</w:t>
+      </w:r>
+      <w:proofErr w:type="spellEnd"/>
+      <w:r>
+        <w:rPr>
+          <w:rFonts w:ascii="Times New Roman" w:hAnsi="Times New Roman"/>
+          <w:iCs/>
+          <w:color w:val="000000"/>
+          <w:sz w:val="28"/>
+          <w:szCs w:val="28"/>
+          <w:lang w:val="en-GB"/>
+        </w:rPr>
+        <w:t xml:space="preserve"> </w:t>
+      </w:r>
+      <w:proofErr w:type="spellStart"/>
+      <w:r>
+        <w:rPr>
+          <w:rFonts w:ascii="Times New Roman" w:hAnsi="Times New Roman"/>
+          <w:iCs/>
+          <w:color w:val="000000"/>
+          <w:sz w:val="28"/>
+          <w:szCs w:val="28"/>
+          <w:lang w:val="en-GB"/>
+        </w:rPr>
+        <w:t>мовлення</w:t>
+      </w:r>
+      <w:proofErr w:type="spellEnd"/>
+      <w:r>
+        <w:rPr>
+          <w:rFonts w:ascii="Times New Roman" w:hAnsi="Times New Roman"/>
+          <w:iCs/>
+          <w:color w:val="000000"/>
+          <w:sz w:val="28"/>
+          <w:szCs w:val="28"/>
+          <w:lang w:val="en-GB"/>
+        </w:rPr>
+        <w:t>.</w:t>
       </w:r>
     </w:p>
     <w:p>
@@ -2061,7 +5595,6 @@
       </w:r>
       <w:bookmarkEnd w:id="1"/>
     </w:p>
-    <w:p/>
     <w:sectPr>
       <w:pgSz w:w="11906" w:h="16838"/>
       <w:pgMar w:top="850" w:right="850" w:bottom="850" w:left="1417" w:header="708" w:footer="708" w:gutter="0"/>
